--- a/examples/Rapport-ESG.docx
+++ b/examples/Rapport-ESG.docx
@@ -201,7 +201,7 @@
                 <w:color w:val="8E44AD"/>
                 <w:sz w:val="48"/>
               </w:rPr>
-              <w:t>68.3</w:t>
+              <w:t>75.0</w:t>
             </w:r>
           </w:p>
         </w:tc>
@@ -219,7 +219,7 @@
                 <w:color w:val="F39C12"/>
                 <w:sz w:val="48"/>
               </w:rPr>
-              <w:t>64.3</w:t>
+              <w:t>66.0</w:t>
             </w:r>
           </w:p>
         </w:tc>
@@ -237,7 +237,7 @@
           <w:color w:val="F39C12"/>
           <w:sz w:val="32"/>
         </w:rPr>
-        <w:t>Note : BBB</w:t>
+        <w:t>Note : A</w:t>
       </w:r>
     </w:p>
     <w:p>
@@ -310,7 +310,7 @@
         <w:spacing w:after="240"/>
       </w:pPr>
       <w:r>
-        <w:t>Acme Industries consolide pour l'exercice 2025 son reporting de durabilité, ancré dans les réalités de l'industrie manufacturière, au cœur des défis d'efficacité carbone. Avec 64.3/100 et une note BBB, Acme Industries affiche une performance satisfaisante avec des marges de progression identifiées sur l'ensemble du périmètre extra-financier. Environnemental domine le profil ESG (70/100) tandis que Social (55/100) constitue la marge d'amélioration prioritaire. Au global, le profil se situe 9 pts au-dessus de la référence sectorielle, avec une maturité ESG évaluée comme structurée (2/5). Combler les lacunes de reporting prioritaires — au premier rang desquelles la vérification par un tiers indépendant, requise par la CSRD (assurance limitée) — constitue le levier le plus rapide pour sécuriser la conformité CSRD et renforcer la confiance des investisseurs. Par rapport à l'exercice 2024, le score global progresse de 9 points (environnement +12, social +3, gouvernance +10). Depuis le précédent plan d'action, une action a été menée à bien, dont « Créer un comité de durabilité au conseil » — preuve tangible que la feuille de route est exécutée. Cette démarche s'appuie sur des initiatives déjà engagées, notamment le programme Cap Climat 2027 et l'installation photovoltaïque du site de Lyon.</w:t>
+        <w:t>Acme Industries consolide pour l'exercice 2025 son reporting de durabilité, ancré dans les réalités de l'industrie manufacturière, au cœur des défis d'efficacité carbone. Avec 66.0/100 et une note A, Acme Industries affiche une bonne performance, nettement au-dessus de la moyenne sectorielle sur l'ensemble du périmètre extra-financier. Gouvernance domine le profil ESG (75/100) tandis que Social (55/100) constitue la marge d'amélioration prioritaire. Au global, le profil se situe 11 pts au-dessus de la référence sectorielle, avec une maturité ESG évaluée comme structurée (2/5). Combler les lacunes de reporting prioritaires — au premier rang desquelles la vérification par un tiers indépendant, requise par la CSRD (assurance limitée) — constitue le levier le plus rapide pour sécuriser la conformité CSRD et renforcer la confiance des investisseurs. Par rapport à l'exercice 2024, le score global progresse de 10 points (environnement +12, social +5, gouvernance +15). Depuis le précédent plan d'action, deux actions ont été menées à bien, dont « Créer un comité de durabilité au conseil » et « Porter la formation à 20h/employé/an minimum » — preuve tangible que la feuille de route est exécutée. Cette démarche s'appuie sur des initiatives déjà engagées, notamment le programme Cap Climat 2027 et l'installation photovoltaïque du site de Lyon.</w:t>
       </w:r>
     </w:p>
     <w:p>
@@ -337,7 +337,7 @@
           <w:color w:val="1B3A6B"/>
           <w:sz w:val="20"/>
         </w:rPr>
-        <w:t>Priorité 2026 : fiabiliser le reporting énergie avant l'audit de certification prévu au T3. Le reste de la trajectoire est tenu.</w:t>
+        <w:t>La priorité 2026 est la fiabilisation du reporting énergie avant l'audit de certification prévu au troisième trimestre.</w:t>
       </w:r>
     </w:p>
     <w:p>
@@ -400,7 +400,7 @@
           <w:color w:val="1B3A6B"/>
           <w:sz w:val="20"/>
         </w:rPr>
-        <w:t>Le site de Lyon concentre 70 % des émissions du périmètre : c'est là que se joue la trajectoire carbone.</w:t>
+        <w:t>Le site de Lyon concentre près de 70 % des émissions du périmètre : c'est là que se joue la trajectoire.</w:t>
       </w:r>
     </w:p>
     <w:p>
@@ -425,7 +425,7 @@
         <w:spacing w:after="160"/>
       </w:pPr>
       <w:r>
-        <w:t>Le bilan environnemental de Acme Industries aboutit à un score de 70/100. Les indicateurs recensés couvrent : 8,200 t CO₂e totales (intensité : 170.8 t/M€ CA) ; reporting carbone complet : opérationnel 1,200 t, énergie 2,100 t, chaîne de valeur 4,900 t ; 42% d'énergie renouvelable (progression engagée) ; 14,500 MWh consommés ; 120,000 m³ prélevés ; recyclage 63% (satisfaisant). L'axe de progrès prioritaire porte sur l'optimisation de son empreinte industrielle, en cohérence avec les exigences sectorielles. Le pilier se situe 18 pts au-dessus de la référence sectorielle interne et couvre les principales exigences des normes ESRS E1 (climat) et E5 (économie circulaire).</w:t>
+        <w:t>Le bilan environnemental de Acme Industries aboutit à un score de 70/100. Les indicateurs recensés couvrent : 8,200 t CO₂e totales (intensité : 170.8 t/M€ CA) ; reporting carbone complet : opérationnel 1,200 t, énergie 2,100 t, chaîne de valeur 4,900 t ; 42% d'énergie renouvelable (progression engagée) ; 21,500 MWh consommés ; 120,000 m³ prélevés ; recyclage 63% (satisfaisant). L'axe de progrès prioritaire porte sur l'optimisation de son empreinte industrielle, en cohérence avec les exigences sectorielles. Le pilier se situe 18 pts au-dessus de la référence sectorielle interne et couvre les principales exigences des normes ESRS E1 (climat) et E5 (économie circulaire).</w:t>
       </w:r>
     </w:p>
     <w:tbl>
@@ -549,7 +549,7 @@
                 <w:color w:val="1B3A6B"/>
                 <w:sz w:val="32"/>
               </w:rPr>
-              <w:t>14,500</w:t>
+              <w:t>21,500</w:t>
             </w:r>
           </w:p>
         </w:tc>
@@ -868,7 +868,7 @@
         <w:spacing w:after="160"/>
       </w:pPr>
       <w:r>
-        <w:t>Acme Industries enregistre 55/100 sur l'axe social de son reporting extra-financier. Le bilan social présente : 320 collaborateurs (France) ; 34% de femmes (écart 6 pts vs. objectif 40%) ; 22 h/an de formation par collaborateur (satisfaisant) ; taux de fréquence accidents 6.2 (à améliorer en priorité) ; turnover 13%. La démarche sociale combine montée en compétences, dialogue social renforcé et inclusion durable. Le pilier se situe 1 pt en retrait de la référence sectorielle interne ; le reporting s'inscrit dans le périmètre de la norme ESRS S1 (effectifs propres).</w:t>
+        <w:t>Acme Industries enregistre 55/100 sur l'axe social de son reporting extra-financier. Le bilan social présente : 320 collaborateurs (France) ; 34% de femmes (écart 6 pts vs. objectif 40%) ; 22 h/an de formation par collaborateur (satisfaisant) ; taux de fréquence accidents 6.2 (à améliorer en priorité) ; turnover 11%. La démarche sociale combine montée en compétences, dialogue social renforcé et inclusion durable. Le pilier se situe 1 pt en retrait de la référence sectorielle interne ; le reporting s'inscrit dans le périmètre de la norme ESRS S1 (effectifs propres).</w:t>
       </w:r>
     </w:p>
     <w:tbl>
@@ -992,7 +992,7 @@
                 <w:color w:val="1B3A6B"/>
                 <w:sz w:val="32"/>
               </w:rPr>
-              <w:t>13.0%</w:t>
+              <w:t>11.0%</w:t>
             </w:r>
           </w:p>
         </w:tc>
@@ -1162,6 +1162,33 @@
       </w:r>
     </w:p>
     <w:p>
+      <w:pPr>
+        <w:spacing w:before="120" w:after="20"/>
+      </w:pPr>
+      <w:r>
+        <w:rPr>
+          <w:b/>
+          <w:color w:val="F39C12"/>
+          <w:sz w:val="17"/>
+        </w:rPr>
+        <w:t>L'ANALYSE DU CONSULTANT</w:t>
+      </w:r>
+    </w:p>
+    <w:p>
+      <w:pPr>
+        <w:shd w:val="clear" w:fill="EBF2FB"/>
+        <w:spacing w:after="160"/>
+      </w:pPr>
+      <w:r>
+        <w:rPr>
+          <w:i/>
+          <w:color w:val="1B3A6B"/>
+          <w:sz w:val="20"/>
+        </w:rPr>
+        <w:t>Le comité de durabilité fonctionne, mais doit formaliser ses comptes rendus pour être opposable lors de la vérification.</w:t>
+      </w:r>
+    </w:p>
+    <w:p>
       <w:r>
         <w:rPr>
           <w:b/>
@@ -1175,7 +1202,7 @@
           <w:color w:val="8E44AD"/>
           <w:sz w:val="28"/>
         </w:rPr>
-        <w:t>68.3/100</w:t>
+        <w:t>75.0/100</w:t>
       </w:r>
     </w:p>
     <w:p>
@@ -1183,7 +1210,7 @@
         <w:spacing w:after="160"/>
       </w:pPr>
       <w:r>
-        <w:t>Acme Industries positionne son axe Gouvernance à 68/100. L'architecture de gouvernance comprend : CA de 7 membres ; 29% de femmes au CA (11 pts sous l'objectif Rixain 40%) ; 45% d'administrateurs indépendants (sous le seuil AFEP-MEDEF 50%) ; aucun manquement éthique enregistré ; un incident cybersécurité déclaré. Le déploiement d'une certification ESG externe constitue un axe de progrès à court terme. La supervision ESG est assurée par un comité dédié qui rend compte directement au Conseil. Le pilier se situe 10 pts au-dessus de la référence sectorielle interne ; le dispositif répond aux attendus des normes ESRS G1 (conduite des affaires) et ESRS 2 (gouvernance des enjeux de durabilité).</w:t>
+        <w:t>Acme Industries positionne son axe Gouvernance à 75/100. L'architecture de gouvernance comprend : CA de 9 membres ; 44% de femmes au CA (conforme loi Rixain (≥40%)) ; 45% d'administrateurs indépendants (sous le seuil AFEP-MEDEF 50%) ; aucun manquement éthique enregistré ; un incident cybersécurité déclaré. Le déploiement d'une certification ESG externe constitue un axe de progrès à court terme. La supervision ESG est assurée par un comité dédié qui rend compte directement au Conseil. Le pilier se situe 17 pts au-dessus de la référence sectorielle interne ; le dispositif répond aux attendus des normes ESRS G1 (conduite des affaires) et ESRS 2 (gouvernance des enjeux de durabilité).</w:t>
       </w:r>
     </w:p>
     <w:tbl>
@@ -1271,7 +1298,7 @@
                 <w:color w:val="1B3A6B"/>
                 <w:sz w:val="32"/>
               </w:rPr>
-              <w:t>7</w:t>
+              <w:t>9</w:t>
             </w:r>
           </w:p>
         </w:tc>
@@ -1289,7 +1316,7 @@
                 <w:color w:val="1B3A6B"/>
                 <w:sz w:val="32"/>
               </w:rPr>
-              <w:t>29.0%</w:t>
+              <w:t>44.0%</w:t>
             </w:r>
           </w:p>
         </w:tc>
@@ -1493,46 +1520,6 @@
     </w:p>
     <w:p>
       <w:pPr>
-        <w:spacing w:after="160"/>
-        <w:jc w:val="center"/>
-      </w:pPr>
-      <w:r>
-        <w:drawing>
-          <wp:inline xmlns:a="http://schemas.openxmlformats.org/drawingml/2006/main" xmlns:pic="http://schemas.openxmlformats.org/drawingml/2006/picture">
-            <wp:extent cx="4320000" cy="2617781"/>
-            <wp:docPr id="1" name="Picture 1"/>
-            <wp:cNvGraphicFramePr>
-              <a:graphicFrameLocks noChangeAspect="1"/>
-            </wp:cNvGraphicFramePr>
-            <a:graphic>
-              <a:graphicData uri="http://schemas.openxmlformats.org/drawingml/2006/picture">
-                <pic:pic>
-                  <pic:nvPicPr>
-                    <pic:cNvPr id="0" name="image.png"/>
-                    <pic:cNvPicPr/>
-                  </pic:nvPicPr>
-                  <pic:blipFill>
-                    <a:blip r:embed="rId9"/>
-                    <a:stretch>
-                      <a:fillRect/>
-                    </a:stretch>
-                  </pic:blipFill>
-                  <pic:spPr>
-                    <a:xfrm>
-                      <a:off x="0" y="0"/>
-                      <a:ext cx="4320000" cy="2617781"/>
-                    </a:xfrm>
-                    <a:prstGeom prst="rect"/>
-                  </pic:spPr>
-                </pic:pic>
-              </a:graphicData>
-            </a:graphic>
-          </wp:inline>
-        </w:drawing>
-      </w:r>
-    </w:p>
-    <w:p>
-      <w:pPr>
         <w:spacing w:before="280" w:after="120"/>
         <w:jc w:val="left"/>
       </w:pPr>
@@ -1556,86 +1543,6 @@
     </w:p>
     <w:p>
       <w:pPr>
-        <w:spacing w:after="160"/>
-        <w:jc w:val="center"/>
-      </w:pPr>
-      <w:r>
-        <w:drawing>
-          <wp:inline xmlns:a="http://schemas.openxmlformats.org/drawingml/2006/main" xmlns:pic="http://schemas.openxmlformats.org/drawingml/2006/picture">
-            <wp:extent cx="5400000" cy="2814406"/>
-            <wp:docPr id="2" name="Picture 2"/>
-            <wp:cNvGraphicFramePr>
-              <a:graphicFrameLocks noChangeAspect="1"/>
-            </wp:cNvGraphicFramePr>
-            <a:graphic>
-              <a:graphicData uri="http://schemas.openxmlformats.org/drawingml/2006/picture">
-                <pic:pic>
-                  <pic:nvPicPr>
-                    <pic:cNvPr id="0" name="image.png"/>
-                    <pic:cNvPicPr/>
-                  </pic:nvPicPr>
-                  <pic:blipFill>
-                    <a:blip r:embed="rId10"/>
-                    <a:stretch>
-                      <a:fillRect/>
-                    </a:stretch>
-                  </pic:blipFill>
-                  <pic:spPr>
-                    <a:xfrm>
-                      <a:off x="0" y="0"/>
-                      <a:ext cx="5400000" cy="2814406"/>
-                    </a:xfrm>
-                    <a:prstGeom prst="rect"/>
-                  </pic:spPr>
-                </pic:pic>
-              </a:graphicData>
-            </a:graphic>
-          </wp:inline>
-        </w:drawing>
-      </w:r>
-    </w:p>
-    <w:p>
-      <w:pPr>
-        <w:spacing w:after="160"/>
-        <w:jc w:val="center"/>
-      </w:pPr>
-      <w:r>
-        <w:drawing>
-          <wp:inline xmlns:a="http://schemas.openxmlformats.org/drawingml/2006/main" xmlns:pic="http://schemas.openxmlformats.org/drawingml/2006/picture">
-            <wp:extent cx="5400000" cy="2668074"/>
-            <wp:docPr id="3" name="Picture 3"/>
-            <wp:cNvGraphicFramePr>
-              <a:graphicFrameLocks noChangeAspect="1"/>
-            </wp:cNvGraphicFramePr>
-            <a:graphic>
-              <a:graphicData uri="http://schemas.openxmlformats.org/drawingml/2006/picture">
-                <pic:pic>
-                  <pic:nvPicPr>
-                    <pic:cNvPr id="0" name="image.png"/>
-                    <pic:cNvPicPr/>
-                  </pic:nvPicPr>
-                  <pic:blipFill>
-                    <a:blip r:embed="rId11"/>
-                    <a:stretch>
-                      <a:fillRect/>
-                    </a:stretch>
-                  </pic:blipFill>
-                  <pic:spPr>
-                    <a:xfrm>
-                      <a:off x="0" y="0"/>
-                      <a:ext cx="5400000" cy="2668074"/>
-                    </a:xfrm>
-                    <a:prstGeom prst="rect"/>
-                  </pic:spPr>
-                </pic:pic>
-              </a:graphicData>
-            </a:graphic>
-          </wp:inline>
-        </w:drawing>
-      </w:r>
-    </w:p>
-    <w:p>
-      <w:pPr>
         <w:spacing w:before="280" w:after="120"/>
         <w:jc w:val="left"/>
       </w:pPr>
@@ -1655,46 +1562,6 @@
       </w:pPr>
       <w:r>
         <w:t>Au titre du règlement Taxonomie de l'Union européenne, Acme Industries déclare la part de ses activités durables sur le plan environnemental : 38% du chiffre d'affaires, 52% des CapEx, 20% des OpEx alignés. Ces indicateurs traduisent la contribution substantielle des activités à au moins un objectif environnemental, dans le respect du principe DNSH (« ne pas causer de préjudice important ») et des garanties minimales sociales. Le CapEx aligné, prospectif, reflète la trajectoire d'investissement de l'entreprise vers une économie bas-carbone.</w:t>
-      </w:r>
-    </w:p>
-    <w:p>
-      <w:pPr>
-        <w:spacing w:after="160"/>
-        <w:jc w:val="center"/>
-      </w:pPr>
-      <w:r>
-        <w:drawing>
-          <wp:inline xmlns:a="http://schemas.openxmlformats.org/drawingml/2006/main" xmlns:pic="http://schemas.openxmlformats.org/drawingml/2006/picture">
-            <wp:extent cx="5040000" cy="2244553"/>
-            <wp:docPr id="4" name="Picture 4"/>
-            <wp:cNvGraphicFramePr>
-              <a:graphicFrameLocks noChangeAspect="1"/>
-            </wp:cNvGraphicFramePr>
-            <a:graphic>
-              <a:graphicData uri="http://schemas.openxmlformats.org/drawingml/2006/picture">
-                <pic:pic>
-                  <pic:nvPicPr>
-                    <pic:cNvPr id="0" name="image.png"/>
-                    <pic:cNvPicPr/>
-                  </pic:nvPicPr>
-                  <pic:blipFill>
-                    <a:blip r:embed="rId12"/>
-                    <a:stretch>
-                      <a:fillRect/>
-                    </a:stretch>
-                  </pic:blipFill>
-                  <pic:spPr>
-                    <a:xfrm>
-                      <a:off x="0" y="0"/>
-                      <a:ext cx="5040000" cy="2244553"/>
-                    </a:xfrm>
-                    <a:prstGeom prst="rect"/>
-                  </pic:spPr>
-                </pic:pic>
-              </a:graphicData>
-            </a:graphic>
-          </wp:inline>
-        </w:drawing>
       </w:r>
     </w:p>
     <w:p>
@@ -1758,7 +1625,7 @@
           <w:color w:val="F39C12"/>
           <w:sz w:val="25"/>
         </w:rPr>
-        <w:t>3 forces établies, 5 leviers de progression</w:t>
+        <w:t>5 forces établies, 5 leviers de progression</w:t>
       </w:r>
     </w:p>
     <w:p>
@@ -1812,6 +1679,44 @@
           <w:sz w:val="20"/>
         </w:rPr>
         <w:t>Comité de durabilité opérationnel au niveau du CA</w:t>
+      </w:r>
+    </w:p>
+    <w:p>
+      <w:pPr>
+        <w:spacing w:after="60"/>
+        <w:ind w:left="283"/>
+      </w:pPr>
+      <w:r>
+        <w:rPr>
+          <w:color w:val="27AE60"/>
+          <w:sz w:val="20"/>
+        </w:rPr>
+        <w:t xml:space="preserve">✅  </w:t>
+      </w:r>
+      <w:r>
+        <w:rPr>
+          <w:sz w:val="20"/>
+        </w:rPr>
+        <w:t>Parité exemplaire au Conseil d'Administration (44%)</w:t>
+      </w:r>
+    </w:p>
+    <w:p>
+      <w:pPr>
+        <w:spacing w:after="60"/>
+        <w:ind w:left="283"/>
+      </w:pPr>
+      <w:r>
+        <w:rPr>
+          <w:color w:val="27AE60"/>
+          <w:sz w:val="20"/>
+        </w:rPr>
+        <w:t xml:space="preserve">✅  </w:t>
+      </w:r>
+      <w:r>
+        <w:rPr>
+          <w:sz w:val="20"/>
+        </w:rPr>
+        <w:t>Gouvernance de haute qualité et transparente</w:t>
       </w:r>
     </w:p>
     <w:p>
@@ -2152,7 +2057,7 @@
           <w:color w:val="2E86C1"/>
           <w:sz w:val="24"/>
         </w:rPr>
-        <w:t>Acme Industries surperforme son secteur de 9 points</w:t>
+        <w:t>Acme Industries surperforme son secteur de 11 points</w:t>
       </w:r>
     </w:p>
     <w:p>
@@ -2380,7 +2285,7 @@
               <w:rPr>
                 <w:sz w:val="19"/>
               </w:rPr>
-              <w:t>68</w:t>
+              <w:t>75</w:t>
             </w:r>
           </w:p>
         </w:tc>
@@ -2408,7 +2313,7 @@
                 <w:color w:val="2E7D32"/>
                 <w:sz w:val="19"/>
               </w:rPr>
-              <w:t>+10</w:t>
+              <w:t>+17</w:t>
             </w:r>
           </w:p>
         </w:tc>
@@ -2437,7 +2342,7 @@
               <w:rPr>
                 <w:sz w:val="19"/>
               </w:rPr>
-              <w:t>64</w:t>
+              <w:t>66</w:t>
             </w:r>
           </w:p>
         </w:tc>
@@ -2465,7 +2370,7 @@
                 <w:color w:val="2E7D32"/>
                 <w:sz w:val="19"/>
               </w:rPr>
-              <w:t>+9</w:t>
+              <w:t>+11</w:t>
             </w:r>
           </w:p>
         </w:tc>
@@ -3174,6 +3079,25 @@
         <w:rPr>
           <w:sz w:val="20"/>
         </w:rPr>
+        <w:t>Financement — Gouvernance solide : accès facilité aux financements ESG (green bonds, prêts indexés)</w:t>
+      </w:r>
+    </w:p>
+    <w:p>
+      <w:pPr>
+        <w:spacing w:after="60"/>
+        <w:ind w:left="283"/>
+      </w:pPr>
+      <w:r>
+        <w:rPr>
+          <w:color w:val="27AE60"/>
+          <w:sz w:val="20"/>
+        </w:rPr>
+        <w:t xml:space="preserve">▪  </w:t>
+      </w:r>
+      <w:r>
+        <w:rPr>
+          <w:sz w:val="20"/>
+        </w:rPr>
         <w:t>Financement — Activités alignées Taxonomie : éligibilité aux financements verts</w:t>
       </w:r>
     </w:p>
@@ -3213,25 +3137,6 @@
           <w:sz w:val="20"/>
         </w:rPr>
         <w:t>Talents — Politique sociale : marque employeur et rétention des talents renforcées</w:t>
-      </w:r>
-    </w:p>
-    <w:p>
-      <w:pPr>
-        <w:spacing w:after="60"/>
-        <w:ind w:left="283"/>
-      </w:pPr>
-      <w:r>
-        <w:rPr>
-          <w:color w:val="27AE60"/>
-          <w:sz w:val="20"/>
-        </w:rPr>
-        <w:t xml:space="preserve">▪  </w:t>
-      </w:r>
-      <w:r>
-        <w:rPr>
-          <w:sz w:val="20"/>
-        </w:rPr>
-        <w:t>Coûts — Économie circulaire : baisse des coûts matières et déchets</w:t>
       </w:r>
     </w:p>
     <w:p>
@@ -3397,7 +3302,7 @@
     </w:p>
     <w:p>
       <w:r>
-        <w:t>Fort d'un score ESG de 64.3/100 (BBB), Acme Industries amorce une dynamique positive sur l'ensemble des piliers ESG. L'analyse met en lumière trois points forts consolidés et cinq axes d'amélioration prioritaires. Portée par ces premiers résultats, Acme Industries structure une trajectoire de progrès sur les prochains exercices, en s'appuyant sur les 4 recommandations formulées comme feuille de route opérationnelle. L'organisation réaffirme son engagement envers un reporting transparent et rigoureux, en alignement avec les référentiels GRI Standards, TCFD, CSRD et les ODD des Nations Unies.</w:t>
+        <w:t>Fort d'un score ESG de 66.0/100 (A), Acme Industries amorce une dynamique positive sur l'ensemble des piliers ESG. L'analyse met en lumière cinq points forts consolidés et cinq axes d'amélioration prioritaires. Portée par ces premiers résultats, Acme Industries structure une trajectoire de progrès sur les prochains exercices, en s'appuyant sur les 4 recommandations formulées comme feuille de route opérationnelle. L'organisation réaffirme son engagement envers un reporting transparent et rigoureux, en alignement avec les référentiels GRI Standards, TCFD, CSRD et les ODD des Nations Unies.</w:t>
       </w:r>
     </w:p>
     <w:p>
@@ -3427,6 +3332,452 @@
         <w:t>Périmètre et méthodologie du reporting. Référentiel visé : CSRD / ESRS. Les indicateurs couvrent l'exercice 2025 selon l'approche du contrôle opérationnel. Les émissions de gaz à effet de serre sont calculées selon le GHG Protocol (Scopes 1, 2 et 3) ; les indicateurs sociaux suivent les définitions de la norme ESRS S1 ; les indicateurs de gouvernance sont documentés à partir des registres de l'entreprise. Les scores par pilier (0-100) agrègent chaque indicateur au regard des seuils réglementaires et des standards sectoriels reconnus — l'intensité carbone est notée sur une grille différenciée par famille sectorielle (services, industrie, transport, énergie…) ; le score global est la moyenne pondérée des trois piliers, et la notation lettrée (échelle interne AAA-CCC) est indicative — elle ne constitue pas une notation d'agence. La comparaison sectorielle s'appuie sur une base de référence interne du marché PME/ETI et n'implique aucun transfert de données externe — l'ensemble du rapport est produit localement. Limites : certains indicateurs reposent sur des données déclaratives et des estimations ; ils sont affinés à mesure que les dispositifs de mesure gagnent en maturité. Les points de données suivants restent à consolider : la vérification par un tiers indépendant, requise par la CSRD (assurance limitée).</w:t>
       </w:r>
     </w:p>
+    <w:p>
+      <w:pPr>
+        <w:spacing w:before="280" w:after="120"/>
+        <w:jc w:val="left"/>
+      </w:pPr>
+      <w:r>
+        <w:rPr>
+          <w:rFonts w:ascii="Calibri" w:hAnsi="Calibri"/>
+          <w:b/>
+          <w:color w:val="2E86C1"/>
+          <w:sz w:val="34"/>
+        </w:rPr>
+        <w:t>Glossaire</w:t>
+      </w:r>
+    </w:p>
+    <w:tbl>
+      <w:tblPr>
+        <w:tblStyle w:val="TableGrid"/>
+        <w:tblW w:type="auto" w:w="0"/>
+        <w:tblLook w:firstColumn="1" w:firstRow="1" w:lastColumn="0" w:lastRow="0" w:noHBand="0" w:noVBand="1" w:val="04A0"/>
+      </w:tblPr>
+      <w:tblGrid>
+        <w:gridCol w:w="4703"/>
+        <w:gridCol w:w="4703"/>
+      </w:tblGrid>
+      <w:tr>
+        <w:tc>
+          <w:tcPr>
+            <w:tcW w:type="dxa" w:w="4703"/>
+          </w:tcPr>
+          <w:p>
+            <w:r>
+              <w:rPr>
+                <w:b/>
+                <w:color w:val="1B3A6B"/>
+                <w:sz w:val="17"/>
+              </w:rPr>
+              <w:t>CSRD</w:t>
+            </w:r>
+          </w:p>
+        </w:tc>
+        <w:tc>
+          <w:tcPr>
+            <w:tcW w:type="dxa" w:w="4703"/>
+          </w:tcPr>
+          <w:p>
+            <w:r>
+              <w:rPr>
+                <w:sz w:val="17"/>
+              </w:rPr>
+              <w:t>Directive européenne sur la publication d'informations en matière de durabilité. Impose un reporting extra-financier normalisé et vérifié aux entreprises entrant dans son périmètre.</w:t>
+            </w:r>
+          </w:p>
+        </w:tc>
+      </w:tr>
+      <w:tr>
+        <w:tc>
+          <w:tcPr>
+            <w:tcW w:type="dxa" w:w="4703"/>
+          </w:tcPr>
+          <w:p>
+            <w:r>
+              <w:rPr>
+                <w:b/>
+                <w:color w:val="1B3A6B"/>
+                <w:sz w:val="17"/>
+              </w:rPr>
+              <w:t>ESRS</w:t>
+            </w:r>
+          </w:p>
+        </w:tc>
+        <w:tc>
+          <w:tcPr>
+            <w:tcW w:type="dxa" w:w="4703"/>
+          </w:tcPr>
+          <w:p>
+            <w:r>
+              <w:rPr>
+                <w:sz w:val="17"/>
+              </w:rPr>
+              <w:t>Normes techniques d'application de la CSRD. Elles précisent, thème par thème (climat, effectifs, conduite des affaires), les informations à publier.</w:t>
+            </w:r>
+          </w:p>
+        </w:tc>
+      </w:tr>
+      <w:tr>
+        <w:tc>
+          <w:tcPr>
+            <w:tcW w:type="dxa" w:w="4703"/>
+          </w:tcPr>
+          <w:p>
+            <w:r>
+              <w:rPr>
+                <w:b/>
+                <w:color w:val="1B3A6B"/>
+                <w:sz w:val="17"/>
+              </w:rPr>
+              <w:t>Double matérialité</w:t>
+            </w:r>
+          </w:p>
+        </w:tc>
+        <w:tc>
+          <w:tcPr>
+            <w:tcW w:type="dxa" w:w="4703"/>
+          </w:tcPr>
+          <w:p>
+            <w:r>
+              <w:rPr>
+                <w:sz w:val="17"/>
+              </w:rPr>
+              <w:t>Principe d'analyse retenant un enjeu s'il est significatif dans au moins un des deux sens : l'impact de l'entreprise sur son environnement, ou l'effet financier de cet enjeu sur l'entreprise.</w:t>
+            </w:r>
+          </w:p>
+        </w:tc>
+      </w:tr>
+      <w:tr>
+        <w:tc>
+          <w:tcPr>
+            <w:tcW w:type="dxa" w:w="4703"/>
+          </w:tcPr>
+          <w:p>
+            <w:r>
+              <w:rPr>
+                <w:b/>
+                <w:color w:val="1B3A6B"/>
+                <w:sz w:val="17"/>
+              </w:rPr>
+              <w:t>IRO</w:t>
+            </w:r>
+          </w:p>
+        </w:tc>
+        <w:tc>
+          <w:tcPr>
+            <w:tcW w:type="dxa" w:w="4703"/>
+          </w:tcPr>
+          <w:p>
+            <w:r>
+              <w:rPr>
+                <w:sz w:val="17"/>
+              </w:rPr>
+              <w:t>Impacts, Risques et Opportunités. Méthode de recensement et de cotation des enjeux qui structure l'analyse de double matérialité.</w:t>
+            </w:r>
+          </w:p>
+        </w:tc>
+      </w:tr>
+      <w:tr>
+        <w:tc>
+          <w:tcPr>
+            <w:tcW w:type="dxa" w:w="4703"/>
+          </w:tcPr>
+          <w:p>
+            <w:r>
+              <w:rPr>
+                <w:b/>
+                <w:color w:val="1B3A6B"/>
+                <w:sz w:val="17"/>
+              </w:rPr>
+              <w:t>Scopes 1, 2 et 3</w:t>
+            </w:r>
+          </w:p>
+        </w:tc>
+        <w:tc>
+          <w:tcPr>
+            <w:tcW w:type="dxa" w:w="4703"/>
+          </w:tcPr>
+          <w:p>
+            <w:r>
+              <w:rPr>
+                <w:sz w:val="17"/>
+              </w:rPr>
+              <w:t>Découpage des émissions de gaz à effet de serre : émissions directes (1), émissions liées à l'énergie achetée (2), et toutes les autres émissions de la chaîne de valeur, amont et aval (3).</w:t>
+            </w:r>
+          </w:p>
+        </w:tc>
+      </w:tr>
+      <w:tr>
+        <w:tc>
+          <w:tcPr>
+            <w:tcW w:type="dxa" w:w="4703"/>
+          </w:tcPr>
+          <w:p>
+            <w:r>
+              <w:rPr>
+                <w:b/>
+                <w:color w:val="1B3A6B"/>
+                <w:sz w:val="17"/>
+              </w:rPr>
+              <w:t>GHG Protocol</w:t>
+            </w:r>
+          </w:p>
+        </w:tc>
+        <w:tc>
+          <w:tcPr>
+            <w:tcW w:type="dxa" w:w="4703"/>
+          </w:tcPr>
+          <w:p>
+            <w:r>
+              <w:rPr>
+                <w:sz w:val="17"/>
+              </w:rPr>
+              <w:t>Référentiel international de comptabilisation des émissions de gaz à effet de serre, sur lequel repose le découpage en scopes.</w:t>
+            </w:r>
+          </w:p>
+        </w:tc>
+      </w:tr>
+      <w:tr>
+        <w:tc>
+          <w:tcPr>
+            <w:tcW w:type="dxa" w:w="4703"/>
+          </w:tcPr>
+          <w:p>
+            <w:r>
+              <w:rPr>
+                <w:b/>
+                <w:color w:val="1B3A6B"/>
+                <w:sz w:val="17"/>
+              </w:rPr>
+              <w:t>Intensité carbone</w:t>
+            </w:r>
+          </w:p>
+        </w:tc>
+        <w:tc>
+          <w:tcPr>
+            <w:tcW w:type="dxa" w:w="4703"/>
+          </w:tcPr>
+          <w:p>
+            <w:r>
+              <w:rPr>
+                <w:sz w:val="17"/>
+              </w:rPr>
+              <w:t>Émissions rapportées à l'activité, ici en tonnes de CO₂ équivalent par million d'euros de chiffre d'affaires. Permet de comparer des entreprises de tailles différentes.</w:t>
+            </w:r>
+          </w:p>
+        </w:tc>
+      </w:tr>
+      <w:tr>
+        <w:tc>
+          <w:tcPr>
+            <w:tcW w:type="dxa" w:w="4703"/>
+          </w:tcPr>
+          <w:p>
+            <w:r>
+              <w:rPr>
+                <w:b/>
+                <w:color w:val="1B3A6B"/>
+                <w:sz w:val="17"/>
+              </w:rPr>
+              <w:t>Taxonomie européenne</w:t>
+            </w:r>
+          </w:p>
+        </w:tc>
+        <w:tc>
+          <w:tcPr>
+            <w:tcW w:type="dxa" w:w="4703"/>
+          </w:tcPr>
+          <w:p>
+            <w:r>
+              <w:rPr>
+                <w:sz w:val="17"/>
+              </w:rPr>
+              <w:t>Classification des activités économiques durables. Une activité est « alignée » si elle contribue à un objectif environnemental sans nuire aux autres et respecte des garanties sociales minimales.</w:t>
+            </w:r>
+          </w:p>
+        </w:tc>
+      </w:tr>
+      <w:tr>
+        <w:tc>
+          <w:tcPr>
+            <w:tcW w:type="dxa" w:w="4703"/>
+          </w:tcPr>
+          <w:p>
+            <w:r>
+              <w:rPr>
+                <w:b/>
+                <w:color w:val="1B3A6B"/>
+                <w:sz w:val="17"/>
+              </w:rPr>
+              <w:t>DNSH</w:t>
+            </w:r>
+          </w:p>
+        </w:tc>
+        <w:tc>
+          <w:tcPr>
+            <w:tcW w:type="dxa" w:w="4703"/>
+          </w:tcPr>
+          <w:p>
+            <w:r>
+              <w:rPr>
+                <w:sz w:val="17"/>
+              </w:rPr>
+              <w:t>« Do No Significant Harm ». Condition de la Taxonomie : contribuer à un objectif environnemental sans causer de préjudice important aux autres.</w:t>
+            </w:r>
+          </w:p>
+        </w:tc>
+      </w:tr>
+      <w:tr>
+        <w:tc>
+          <w:tcPr>
+            <w:tcW w:type="dxa" w:w="4703"/>
+          </w:tcPr>
+          <w:p>
+            <w:r>
+              <w:rPr>
+                <w:b/>
+                <w:color w:val="1B3A6B"/>
+                <w:sz w:val="17"/>
+              </w:rPr>
+              <w:t>TCFD</w:t>
+            </w:r>
+          </w:p>
+        </w:tc>
+        <w:tc>
+          <w:tcPr>
+            <w:tcW w:type="dxa" w:w="4703"/>
+          </w:tcPr>
+          <w:p>
+            <w:r>
+              <w:rPr>
+                <w:sz w:val="17"/>
+              </w:rPr>
+              <w:t>Cadre de publication des risques financiers liés au climat, structuré autour de la gouvernance, de la stratégie, de la gestion des risques et des indicateurs.</w:t>
+            </w:r>
+          </w:p>
+        </w:tc>
+      </w:tr>
+      <w:tr>
+        <w:tc>
+          <w:tcPr>
+            <w:tcW w:type="dxa" w:w="4703"/>
+          </w:tcPr>
+          <w:p>
+            <w:r>
+              <w:rPr>
+                <w:b/>
+                <w:color w:val="1B3A6B"/>
+                <w:sz w:val="17"/>
+              </w:rPr>
+              <w:t>SBTi</w:t>
+            </w:r>
+          </w:p>
+        </w:tc>
+        <w:tc>
+          <w:tcPr>
+            <w:tcW w:type="dxa" w:w="4703"/>
+          </w:tcPr>
+          <w:p>
+            <w:r>
+              <w:rPr>
+                <w:sz w:val="17"/>
+              </w:rPr>
+              <w:t>Science Based Targets initiative. Méthodologie de définition d'objectifs de réduction d'émissions compatibles avec la trajectoire de l'Accord de Paris.</w:t>
+            </w:r>
+          </w:p>
+        </w:tc>
+      </w:tr>
+      <w:tr>
+        <w:tc>
+          <w:tcPr>
+            <w:tcW w:type="dxa" w:w="4703"/>
+          </w:tcPr>
+          <w:p>
+            <w:r>
+              <w:rPr>
+                <w:b/>
+                <w:color w:val="1B3A6B"/>
+                <w:sz w:val="17"/>
+              </w:rPr>
+              <w:t>Assurance limitée</w:t>
+            </w:r>
+          </w:p>
+        </w:tc>
+        <w:tc>
+          <w:tcPr>
+            <w:tcW w:type="dxa" w:w="4703"/>
+          </w:tcPr>
+          <w:p>
+            <w:r>
+              <w:rPr>
+                <w:sz w:val="17"/>
+              </w:rPr>
+              <w:t>Niveau de vérification par un tiers indépendant requis par la CSRD : le vérificateur conclut qu'il n'a pas relevé d'anomalie significative, sans l'audit approfondi que suppose une assurance raisonnable.</w:t>
+            </w:r>
+          </w:p>
+        </w:tc>
+      </w:tr>
+      <w:tr>
+        <w:tc>
+          <w:tcPr>
+            <w:tcW w:type="dxa" w:w="4703"/>
+          </w:tcPr>
+          <w:p>
+            <w:r>
+              <w:rPr>
+                <w:b/>
+                <w:color w:val="1B3A6B"/>
+                <w:sz w:val="17"/>
+              </w:rPr>
+              <w:t>ODD</w:t>
+            </w:r>
+          </w:p>
+        </w:tc>
+        <w:tc>
+          <w:tcPr>
+            <w:tcW w:type="dxa" w:w="4703"/>
+          </w:tcPr>
+          <w:p>
+            <w:r>
+              <w:rPr>
+                <w:sz w:val="17"/>
+              </w:rPr>
+              <w:t>Les 17 Objectifs de développement durable des Nations unies, utilisés comme grille de lecture universelle de la contribution d'une organisation.</w:t>
+            </w:r>
+          </w:p>
+        </w:tc>
+      </w:tr>
+      <w:tr>
+        <w:tc>
+          <w:tcPr>
+            <w:tcW w:type="dxa" w:w="4703"/>
+          </w:tcPr>
+          <w:p>
+            <w:r>
+              <w:rPr>
+                <w:b/>
+                <w:color w:val="1B3A6B"/>
+                <w:sz w:val="17"/>
+              </w:rPr>
+              <w:t>GRI</w:t>
+            </w:r>
+          </w:p>
+        </w:tc>
+        <w:tc>
+          <w:tcPr>
+            <w:tcW w:type="dxa" w:w="4703"/>
+          </w:tcPr>
+          <w:p>
+            <w:r>
+              <w:rPr>
+                <w:sz w:val="17"/>
+              </w:rPr>
+              <w:t>Global Reporting Initiative : référentiel international de reporting de durabilité, largement utilisé et compatible avec les ESRS.</w:t>
+            </w:r>
+          </w:p>
+        </w:tc>
+      </w:tr>
+    </w:tbl>
     <w:p/>
     <w:p>
       <w:pPr>

--- a/examples/Rapport-ESG.docx
+++ b/examples/Rapport-ESG.docx
@@ -310,7 +310,7 @@
         <w:spacing w:after="240"/>
       </w:pPr>
       <w:r>
-        <w:t>Acme Industries consolide pour l'exercice 2025 son reporting de durabilité, ancré dans les réalités de l'industrie manufacturière, au cœur des défis d'efficacité carbone. Avec 66.0/100 et une note A, Acme Industries affiche une bonne performance, nettement au-dessus de la moyenne sectorielle sur l'ensemble du périmètre extra-financier. Gouvernance domine le profil ESG (75/100) tandis que Social (55/100) constitue la marge d'amélioration prioritaire. Au global, le profil se situe 11 pts au-dessus de la référence sectorielle, avec une maturité ESG évaluée comme structurée (2/5). Combler les lacunes de reporting prioritaires — au premier rang desquelles la vérification par un tiers indépendant, requise par la CSRD (assurance limitée) — constitue le levier le plus rapide pour sécuriser la conformité CSRD et renforcer la confiance des investisseurs. Par rapport à l'exercice 2024, le score global progresse de 10 points (environnement +12, social +5, gouvernance +15). Depuis le précédent plan d'action, deux actions ont été menées à bien, dont « Créer un comité de durabilité au conseil » et « Porter la formation à 20h/employé/an minimum » — preuve tangible que la feuille de route est exécutée. Cette démarche s'appuie sur des initiatives déjà engagées, notamment le programme Cap Climat 2027 et l'installation photovoltaïque du site de Lyon.</w:t>
+        <w:t>Acme Industries consolide pour l'exercice 2025 son reporting de durabilité, ancré dans les réalités de l'industrie manufacturière, au cœur des défis d'efficacité carbone. Avec 66.0/100 et une note A, Acme Industries affiche une bonne performance, nettement au-dessus de la moyenne sectorielle sur l'ensemble du périmètre extra-financier. Gouvernance domine le profil ESG (75/100) tandis que Social (55/100) constitue la marge d'amélioration prioritaire. Au global, la maturité ESG est évaluée comme structurée (2/5). Combler les lacunes de reporting prioritaires — au premier rang desquelles la vérification par un tiers indépendant, requise par la CSRD (assurance limitée) — constitue le levier le plus rapide pour sécuriser la conformité CSRD et renforcer la confiance des investisseurs. Par rapport à l'exercice 2024, le score global progresse de 10 points (environnement +12, social +5, gouvernance +15). Depuis le précédent plan d'action, deux actions sont déclarées engagées, dont « Créer un comité de durabilité au conseil » et « Porter la formation à 20h/employé/an minimum ». Cette démarche s'appuie sur des initiatives déjà engagées, notamment le programme Cap Climat 2027 et l'installation photovoltaïque du site de Lyon.</w:t>
       </w:r>
     </w:p>
     <w:p>
@@ -425,7 +425,7 @@
         <w:spacing w:after="160"/>
       </w:pPr>
       <w:r>
-        <w:t>Le bilan environnemental de Acme Industries aboutit à un score de 70/100. Les indicateurs recensés couvrent : 8,200 t CO₂e totales (intensité : 170.8 t/M€ CA) ; reporting carbone complet : opérationnel 1,200 t, énergie 2,100 t, chaîne de valeur 4,900 t ; 42% d'énergie renouvelable (progression engagée) ; 21,500 MWh consommés ; 120,000 m³ prélevés ; recyclage 63% (satisfaisant). L'axe de progrès prioritaire porte sur l'optimisation de son empreinte industrielle, en cohérence avec les exigences sectorielles. Le pilier se situe 18 pts au-dessus de la référence sectorielle interne et couvre les principales exigences des normes ESRS E1 (climat) et E5 (économie circulaire).</w:t>
+        <w:t>Le pilier Environnement d'Acme Industries obtient 70/100 sur l'exercice 2025. L'intensité carbone est conforme à ce qu'on observe dans son secteur, sans avantage ni retard marqué. La part d'énergie renouvelable atteint 42 %, une base correcte que la trajectoire de transition doit consolider. Le taux de recyclage s'élève à 63 %, une gestion des déchets nettement au-dessus de la moyenne. La consommation énergétique déclarée s'élève à 21,500 MWh sur l'exercice. Le bilan carbone couvre les trois scopes d'émissions (1, 2 et 3), une complétude qui renforce la crédibilité du reporting. L'empreinte environnementale constitue le principal levier de création de valeur durable pour Acme Industries.</w:t>
       </w:r>
     </w:p>
     <w:tbl>
@@ -868,7 +868,7 @@
         <w:spacing w:after="160"/>
       </w:pPr>
       <w:r>
-        <w:t>Acme Industries enregistre 55/100 sur l'axe social de son reporting extra-financier. Le bilan social présente : 320 collaborateurs (France) ; 34% de femmes (écart 6 pts vs. objectif 40%) ; 22 h/an de formation par collaborateur (satisfaisant) ; taux de fréquence accidents 6.2 (à améliorer en priorité) ; turnover 11%. La démarche sociale combine montée en compétences, dialogue social renforcé et inclusion durable. Le pilier se situe 1 pt en retrait de la référence sectorielle interne ; le reporting s'inscrit dans le périmètre de la norme ESRS S1 (effectifs propres).</w:t>
+        <w:t>Acme Industries enregistre 55/100 sur l'axe social de son reporting extra-financier. Le bilan social présente : 320 collaborateurs (France) ; 34% de femmes dans l'effectif ; 22 h/an de formation par collaborateur (satisfaisant) ; taux de fréquence accidents 6.2 (à améliorer en priorité) ; turnover 11%. La démarche sociale combine montée en compétences, dialogue social renforcé et inclusion durable.</w:t>
       </w:r>
     </w:p>
     <w:tbl>
@@ -1210,7 +1210,7 @@
         <w:spacing w:after="160"/>
       </w:pPr>
       <w:r>
-        <w:t>Acme Industries positionne son axe Gouvernance à 75/100. L'architecture de gouvernance comprend : CA de 9 membres ; 44% de femmes au CA (conforme loi Rixain (≥40%)) ; 45% d'administrateurs indépendants (sous le seuil AFEP-MEDEF 50%) ; aucun manquement éthique enregistré ; un incident cybersécurité déclaré. Le déploiement d'une certification ESG externe constitue un axe de progrès à court terme. La supervision ESG est assurée par un comité dédié qui rend compte directement au Conseil. Le pilier se situe 17 pts au-dessus de la référence sectorielle interne ; le dispositif répond aux attendus des normes ESRS G1 (conduite des affaires) et ESRS 2 (gouvernance des enjeux de durabilité).</w:t>
+        <w:t>Acme Industries positionne son axe Gouvernance à 75/100. L'architecture de gouvernance comprend : CA de 9 membres ; 44% de femmes au CA (objectif de 40 % atteint (loi Copé-Zimmermann, pour les sociétés concernées)) ; 45% d'administrateurs indépendants (sous le seuil AFEP-MEDEF 50%) ; aucun manquement éthique enregistré ; un incident cybersécurité déclaré. Le déploiement d'une certification ESG externe constitue un axe de progrès à court terme. La supervision ESG est assurée par un comité dédié qui rend compte directement au Conseil.</w:t>
       </w:r>
     </w:p>
     <w:tbl>
@@ -1507,7 +1507,7 @@
           <w:color w:val="2E86C1"/>
           <w:sz w:val="34"/>
         </w:rPr>
-        <w:t>Double matérialité</w:t>
+        <w:t>Cartographie de priorisation des enjeux</w:t>
       </w:r>
     </w:p>
     <w:p>
@@ -1515,7 +1515,7 @@
         <w:spacing w:after="120"/>
       </w:pPr>
       <w:r>
-        <w:t>Conformément à la CSRD et aux normes ESRS 1/ESRS 2 (IRO-1, SBM-3), Acme Industries a conduit une analyse de double matérialité couvrant ses opérations propres ainsi que sa chaîne de valeur amont et aval. Le processus a suivi quatre étapes : (i) cartographie des impacts, risques et opportunités (IRO) par thématique ESRS, à partir des indicateurs déclarés ; (ii) cotation de la matérialité d'impact (sévérité × étendue × irrémédiabilité, pondérée par la probabilité pour les impacts potentiels) et de la matérialité financière (ampleur × probabilité des effets sur les flux de trésorerie, le coût du capital et l'accès au financement) sur une échelle de 0 à 10 ; (iii) consolidation dans la matrice de matérialité ; (iv) validation interne par la gouvernance ESG. L'analyse identifie comme enjeux les plus matériels pour Acme Industries : Changement climatique (impact 9.2/10, financier 8.8/10) ; Cybersécurité &amp; données (impact 7.7/10, financier 7.7/10) ; Énergie &amp; renouvelables (impact 7.2/10, financier 7.2/10). Ces enjeux déterminent les exigences de publication ESRS applicables au rapport et concentrent les moyens du plan d'action ; les enjeux jugés non matériels sont documentés et réexaminés à chaque revue annuelle.</w:t>
+        <w:t>Acme Industries présente une cartographie de priorisation de ses enjeux de durabilité, dérivée des indicateurs déclarés au titre de l'exercice 2025 et des scores obtenus par pilier. Chaque enjeu est positionné selon deux dimensions estimées à partir des données saisies : son exposition et sa sensibilité économique. Cette cartographie vise à orienter les priorités du plan d'action ; elle ne se substitue pas à une analyse de double matérialité au sens de l'ESRS 1, laquelle requiert une consultation formelle des parties prenantes et une cotation dédiée des impacts, risques et opportunités. Elle peut en constituer une étape préparatoire.</w:t>
       </w:r>
     </w:p>
     <w:p>
@@ -1788,7 +1788,7 @@
         <w:rPr>
           <w:sz w:val="20"/>
         </w:rPr>
-        <w:t>Déséquilibre de genre dans les effectifs (34% femmes — objectif 40%)</w:t>
+        <w:t>Déséquilibre de genre dans les effectifs (34% de femmes)</w:t>
       </w:r>
     </w:p>
     <w:p>
@@ -1938,7 +1938,7 @@
         <w:rPr>
           <w:sz w:val="19"/>
         </w:rPr>
-        <w:t>Renforce la diversité et la conformité (loi Rixain, transparence salariale UE) ; améliore l'attractivité employeur.</w:t>
+        <w:t>Renforce la diversité des équipes et l'attractivité employeur ; améliore la fidélisation des talents.</w:t>
       </w:r>
       <w:r>
         <w:rPr>
@@ -1946,7 +1946,7 @@
           <w:sz w:val="17"/>
         </w:rPr>
         <w:br/>
-        <w:t>Objectif : 40 % de femmes dans les effectifs  ·  Responsable : Direction des ressources humaines  ·  2026</w:t>
+        <w:t>Objectif : Cible de mixité définie et suivie annuellement  ·  Responsable : Direction des ressources humaines  ·  2026</w:t>
       </w:r>
     </w:p>
     <w:p>
@@ -2057,7 +2057,7 @@
           <w:color w:val="2E86C1"/>
           <w:sz w:val="24"/>
         </w:rPr>
-        <w:t>Acme Industries surperforme son secteur de 11 points</w:t>
+        <w:t>La gouvernance est le point fort d'Acme Industries, le social sa priorité</w:t>
       </w:r>
     </w:p>
     <w:p>
@@ -2066,7 +2066,7 @@
           <w:color w:val="7F8C8D"/>
           <w:sz w:val="16"/>
         </w:rPr>
-        <w:t>Positionnement vs référence sectorielle interne (marché ETI/PME)</w:t>
+        <w:t>Positionnement relatif des trois piliers</w:t>
       </w:r>
     </w:p>
     <w:tbl>
@@ -2094,7 +2094,7 @@
                 <w:color w:val="FFFFFF"/>
                 <w:sz w:val="18"/>
               </w:rPr>
-              <w:t>Indicateur</w:t>
+              <w:t>Pilier</w:t>
             </w:r>
           </w:p>
         </w:tc>
@@ -2110,7 +2110,7 @@
                 <w:color w:val="FFFFFF"/>
                 <w:sz w:val="18"/>
               </w:rPr>
-              <w:t>Vous</w:t>
+              <w:t>Score</w:t>
             </w:r>
           </w:p>
         </w:tc>
@@ -2126,7 +2126,7 @@
                 <w:color w:val="FFFFFF"/>
                 <w:sz w:val="18"/>
               </w:rPr>
-              <w:t>Secteur</w:t>
+              <w:t>Écart au meilleur</w:t>
             </w:r>
           </w:p>
         </w:tc>
@@ -2142,7 +2142,64 @@
                 <w:color w:val="FFFFFF"/>
                 <w:sz w:val="18"/>
               </w:rPr>
-              <w:t>Écart</w:t>
+              <w:t>Lecture</w:t>
+            </w:r>
+          </w:p>
+        </w:tc>
+      </w:tr>
+      <w:tr>
+        <w:tc>
+          <w:tcPr>
+            <w:tcW w:type="dxa" w:w="2351"/>
+          </w:tcPr>
+          <w:p>
+            <w:r>
+              <w:rPr>
+                <w:b/>
+                <w:sz w:val="19"/>
+              </w:rPr>
+              <w:t>Pilier Gouvernance</w:t>
+            </w:r>
+          </w:p>
+        </w:tc>
+        <w:tc>
+          <w:tcPr>
+            <w:tcW w:type="dxa" w:w="2351"/>
+          </w:tcPr>
+          <w:p>
+            <w:r>
+              <w:rPr>
+                <w:sz w:val="19"/>
+              </w:rPr>
+              <w:t>75</w:t>
+            </w:r>
+          </w:p>
+        </w:tc>
+        <w:tc>
+          <w:tcPr>
+            <w:tcW w:type="dxa" w:w="2351"/>
+          </w:tcPr>
+          <w:p>
+            <w:r>
+              <w:rPr>
+                <w:sz w:val="19"/>
+              </w:rPr>
+              <w:t>—</w:t>
+            </w:r>
+          </w:p>
+        </w:tc>
+        <w:tc>
+          <w:tcPr>
+            <w:tcW w:type="dxa" w:w="2351"/>
+          </w:tcPr>
+          <w:p>
+            <w:r>
+              <w:rPr>
+                <w:b/>
+                <w:color w:val="2E7D32"/>
+                <w:sz w:val="19"/>
+              </w:rPr>
+              <w:t>Point fort</w:t>
             </w:r>
           </w:p>
         </w:tc>
@@ -2184,7 +2241,7 @@
               <w:rPr>
                 <w:sz w:val="19"/>
               </w:rPr>
-              <w:t>52</w:t>
+              <w:t>-5 pts</w:t>
             </w:r>
           </w:p>
         </w:tc>
@@ -2199,7 +2256,7 @@
                 <w:color w:val="2E7D32"/>
                 <w:sz w:val="19"/>
               </w:rPr>
-              <w:t>+18</w:t>
+              <w:t>Consolidé</w:t>
             </w:r>
           </w:p>
         </w:tc>
@@ -2241,64 +2298,7 @@
               <w:rPr>
                 <w:sz w:val="19"/>
               </w:rPr>
-              <w:t>56</w:t>
-            </w:r>
-          </w:p>
-        </w:tc>
-        <w:tc>
-          <w:tcPr>
-            <w:tcW w:type="dxa" w:w="2351"/>
-          </w:tcPr>
-          <w:p>
-            <w:r>
-              <w:rPr>
-                <w:b/>
-                <w:color w:val="E74C3C"/>
-                <w:sz w:val="19"/>
-              </w:rPr>
-              <w:t>-1</w:t>
-            </w:r>
-          </w:p>
-        </w:tc>
-      </w:tr>
-      <w:tr>
-        <w:tc>
-          <w:tcPr>
-            <w:tcW w:type="dxa" w:w="2351"/>
-          </w:tcPr>
-          <w:p>
-            <w:r>
-              <w:rPr>
-                <w:b/>
-                <w:sz w:val="19"/>
-              </w:rPr>
-              <w:t>Pilier Gouvernance</w:t>
-            </w:r>
-          </w:p>
-        </w:tc>
-        <w:tc>
-          <w:tcPr>
-            <w:tcW w:type="dxa" w:w="2351"/>
-          </w:tcPr>
-          <w:p>
-            <w:r>
-              <w:rPr>
-                <w:sz w:val="19"/>
-              </w:rPr>
-              <w:t>75</w:t>
-            </w:r>
-          </w:p>
-        </w:tc>
-        <w:tc>
-          <w:tcPr>
-            <w:tcW w:type="dxa" w:w="2351"/>
-          </w:tcPr>
-          <w:p>
-            <w:r>
-              <w:rPr>
-                <w:sz w:val="19"/>
-              </w:rPr>
-              <w:t>58</w:t>
+              <w:t>-20 pts</w:t>
             </w:r>
           </w:p>
         </w:tc>
@@ -2313,7 +2313,7 @@
                 <w:color w:val="2E7D32"/>
                 <w:sz w:val="19"/>
               </w:rPr>
-              <w:t>+17</w:t>
+              <w:t>Priorité</w:t>
             </w:r>
           </w:p>
         </w:tc>
@@ -2355,7 +2355,6 @@
               <w:rPr>
                 <w:sz w:val="19"/>
               </w:rPr>
-              <w:t>55</w:t>
             </w:r>
           </w:p>
         </w:tc>
@@ -2370,7 +2369,7 @@
                 <w:color w:val="2E7D32"/>
                 <w:sz w:val="19"/>
               </w:rPr>
-              <w:t>+11</w:t>
+              <w:t>A</w:t>
             </w:r>
           </w:p>
         </w:tc>
@@ -2385,7 +2384,7 @@
         <w:rPr>
           <w:sz w:val="20"/>
         </w:rPr>
-        <w:t>Votre avance se joue sur l'environnement (+18 pts vs secteur) ; le social (-1 pts) est l'écart à combler en priorité.</w:t>
+        <w:t>20 points séparent votre pilier le plus solide du plus fragile — l'écart interne à réduire en priorité.</w:t>
       </w:r>
     </w:p>
     <w:p>
@@ -2723,63 +2722,6 @@
                 <w:sz w:val="18"/>
               </w:rPr>
               <w:t>Comité de durabilité en place</w:t>
-            </w:r>
-          </w:p>
-        </w:tc>
-      </w:tr>
-      <w:tr>
-        <w:tc>
-          <w:tcPr>
-            <w:tcW w:type="dxa" w:w="2351"/>
-          </w:tcPr>
-          <w:p>
-            <w:r>
-              <w:rPr>
-                <w:b/>
-                <w:sz w:val="18"/>
-              </w:rPr>
-              <w:t>Mixité des effectifs (cible 40 %)</w:t>
-            </w:r>
-          </w:p>
-        </w:tc>
-        <w:tc>
-          <w:tcPr>
-            <w:tcW w:type="dxa" w:w="2351"/>
-          </w:tcPr>
-          <w:p>
-            <w:r>
-              <w:rPr>
-                <w:sz w:val="18"/>
-              </w:rPr>
-              <w:t>Index égalité / ESRS S1-9</w:t>
-            </w:r>
-          </w:p>
-        </w:tc>
-        <w:tc>
-          <w:tcPr>
-            <w:tcW w:type="dxa" w:w="2351"/>
-          </w:tcPr>
-          <w:p>
-            <w:r>
-              <w:rPr>
-                <w:b/>
-                <w:color w:val="E74C3C"/>
-                <w:sz w:val="18"/>
-              </w:rPr>
-              <w:t>Non conforme</w:t>
-            </w:r>
-          </w:p>
-        </w:tc>
-        <w:tc>
-          <w:tcPr>
-            <w:tcW w:type="dxa" w:w="2351"/>
-          </w:tcPr>
-          <w:p>
-            <w:r>
-              <w:rPr>
-                <w:sz w:val="18"/>
-              </w:rPr>
-              <w:t>34 % de femmes</w:t>
             </w:r>
           </w:p>
         </w:tc>
@@ -3329,7 +3271,7 @@
           <w:color w:val="5A6572"/>
           <w:sz w:val="17"/>
         </w:rPr>
-        <w:t>Périmètre et méthodologie du reporting. Référentiel visé : CSRD / ESRS. Les indicateurs couvrent l'exercice 2025 selon l'approche du contrôle opérationnel. Les émissions de gaz à effet de serre sont calculées selon le GHG Protocol (Scopes 1, 2 et 3) ; les indicateurs sociaux suivent les définitions de la norme ESRS S1 ; les indicateurs de gouvernance sont documentés à partir des registres de l'entreprise. Les scores par pilier (0-100) agrègent chaque indicateur au regard des seuils réglementaires et des standards sectoriels reconnus — l'intensité carbone est notée sur une grille différenciée par famille sectorielle (services, industrie, transport, énergie…) ; le score global est la moyenne pondérée des trois piliers, et la notation lettrée (échelle interne AAA-CCC) est indicative — elle ne constitue pas une notation d'agence. La comparaison sectorielle s'appuie sur une base de référence interne du marché PME/ETI et n'implique aucun transfert de données externe — l'ensemble du rapport est produit localement. Limites : certains indicateurs reposent sur des données déclaratives et des estimations ; ils sont affinés à mesure que les dispositifs de mesure gagnent en maturité. Les points de données suivants restent à consolider : la vérification par un tiers indépendant, requise par la CSRD (assurance limitée).</w:t>
+        <w:t>Périmètre et méthodologie du reporting. Référentiel visé : CSRD / ESRS. Les indicateurs couvrent l'exercice 2025 selon l'approche du contrôle opérationnel. Les émissions de gaz à effet de serre sont calculées selon le GHG Protocol (Scopes 1, 2 et 3) ; les indicateurs sociaux suivent les définitions de la norme ESRS S1 ; les indicateurs de gouvernance sont documentés à partir des registres de l'entreprise. Les scores par pilier (0-100) agrègent chaque indicateur au regard des seuils réglementaires et des standards sectoriels reconnus — l'intensité carbone est notée sur une grille différenciée par famille sectorielle (services, industrie, transport, énergie…) ; le score global est la moyenne pondérée des trois piliers, et la notation lettrée (échelle interne AAA-CCC) est indicative — elle ne constitue pas une notation d'agence. Le rapport ne comporte aucune comparaison à un référentiel sectoriel externe : le positionnement présenté est interne, il compare les trois piliers entre eux. Aucun transfert de données externe n'a lieu — l'ensemble du rapport est produit localement. Limites : certains indicateurs reposent sur des données déclaratives et des estimations ; ils sont affinés à mesure que les dispositifs de mesure gagnent en maturité. Les points de données suivants restent à consolider : la vérification par un tiers indépendant, requise par la CSRD (assurance limitée).</w:t>
       </w:r>
     </w:p>
     <w:p>
@@ -3443,36 +3385,6 @@
                 <w:sz w:val="17"/>
               </w:rPr>
               <w:t>Principe d'analyse retenant un enjeu s'il est significatif dans au moins un des deux sens : l'impact de l'entreprise sur son environnement, ou l'effet financier de cet enjeu sur l'entreprise.</w:t>
-            </w:r>
-          </w:p>
-        </w:tc>
-      </w:tr>
-      <w:tr>
-        <w:tc>
-          <w:tcPr>
-            <w:tcW w:type="dxa" w:w="4703"/>
-          </w:tcPr>
-          <w:p>
-            <w:r>
-              <w:rPr>
-                <w:b/>
-                <w:color w:val="1B3A6B"/>
-                <w:sz w:val="17"/>
-              </w:rPr>
-              <w:t>IRO</w:t>
-            </w:r>
-          </w:p>
-        </w:tc>
-        <w:tc>
-          <w:tcPr>
-            <w:tcW w:type="dxa" w:w="4703"/>
-          </w:tcPr>
-          <w:p>
-            <w:r>
-              <w:rPr>
-                <w:sz w:val="17"/>
-              </w:rPr>
-              <w:t>Impacts, Risques et Opportunités. Méthode de recensement et de cotation des enjeux qui structure l'analyse de double matérialité.</w:t>
             </w:r>
           </w:p>
         </w:tc>

--- a/examples/Rapport-ESG.docx
+++ b/examples/Rapport-ESG.docx
@@ -310,7 +310,7 @@
         <w:spacing w:after="240"/>
       </w:pPr>
       <w:r>
-        <w:t>Acme Industries consolide pour l'exercice 2025 son reporting de durabilité, ancré dans les réalités de l'industrie manufacturière, au cœur des défis d'efficacité carbone. Avec 66.0/100 et une note A, Acme Industries affiche une bonne performance, nettement au-dessus de la moyenne sectorielle sur l'ensemble du périmètre extra-financier. Gouvernance domine le profil ESG (75/100) tandis que Social (55/100) constitue la marge d'amélioration prioritaire. Au global, la maturité ESG est évaluée comme structurée (2/5). Combler les lacunes de reporting prioritaires — au premier rang desquelles la vérification par un tiers indépendant, requise par la CSRD (assurance limitée) — constitue le levier le plus rapide pour sécuriser la conformité CSRD et renforcer la confiance des investisseurs. Par rapport à l'exercice 2024, le score global progresse de 10 points (environnement +12, social +5, gouvernance +15). Depuis le précédent plan d'action, deux actions sont déclarées engagées, dont « Créer un comité de durabilité au conseil » et « Porter la formation à 20h/employé/an minimum ». Cette démarche s'appuie sur des initiatives déjà engagées, notamment le programme Cap Climat 2027 et l'installation photovoltaïque du site de Lyon.</w:t>
+        <w:t>Acme Industries consolide pour l'exercice 2025 son reporting de durabilité, ancré dans les réalités de l'industrie manufacturière, au cœur des défis d'efficacité carbone. Avec 66.0/100 et une note A, Acme Industries affiche une bonne performance sur la grille de notation interne sur l'ensemble du périmètre extra-financier. Gouvernance domine le profil ESG (75/100) tandis que Social (55/100) constitue la marge d'amélioration prioritaire. Au global, la maturité ESG est évaluée comme structurée (2/5). Combler les lacunes de reporting prioritaires — au premier rang desquelles la vérification par un tiers indépendant, requise par la CSRD (assurance limitée) — constitue le levier le plus rapide pour sécuriser la conformité CSRD et renforcer la confiance des investisseurs. Par rapport à l'exercice 2024, le score global progresse de 10 points (environnement +12, social +5, gouvernance +15). Depuis le précédent plan d'action, deux actions sont déclarées engagées, dont « Créer un comité de durabilité au conseil » et « Porter la formation à 20h/employé/an minimum ». Cette démarche s'appuie sur des initiatives déjà engagées, notamment le programme Cap Climat 2027 et l'installation photovoltaïque du site de Lyon.</w:t>
       </w:r>
     </w:p>
     <w:p>
@@ -425,7 +425,7 @@
         <w:spacing w:after="160"/>
       </w:pPr>
       <w:r>
-        <w:t>Le pilier Environnement d'Acme Industries obtient 70/100 sur l'exercice 2025. L'intensité carbone est conforme à ce qu'on observe dans son secteur, sans avantage ni retard marqué. La part d'énergie renouvelable atteint 42 %, une base correcte que la trajectoire de transition doit consolider. Le taux de recyclage s'élève à 63 %, une gestion des déchets nettement au-dessus de la moyenne. La consommation énergétique déclarée s'élève à 21,500 MWh sur l'exercice. Le bilan carbone couvre les trois scopes d'émissions (1, 2 et 3), une complétude qui renforce la crédibilité du reporting. L'empreinte environnementale constitue le principal levier de création de valeur durable pour Acme Industries.</w:t>
+        <w:t>Le pilier Environnement d'Acme Industries obtient 70/100 sur l'exercice 2025. L'intensité carbone atteint 171 t CO₂e par million d'euros de chiffre d'affaires, un niveau intermédiaire : ni avantage ni retard marqué. La part d'énergie renouvelable atteint 42 %, une base correcte que la trajectoire de transition doit consolider. Le taux de recyclage s'élève à 63 %, une valorisation matière élevée. La consommation énergétique déclarée s'élève à 21,500 MWh sur l'exercice. Le bilan carbone couvre les trois scopes d'émissions (1, 2 et 3), une complétude qui renforce la crédibilité du reporting. L'empreinte environnementale constitue le principal levier de création de valeur durable pour Acme Industries.</w:t>
       </w:r>
     </w:p>
     <w:tbl>
@@ -1807,7 +1807,7 @@
         <w:rPr>
           <w:sz w:val="20"/>
         </w:rPr>
-        <w:t>Taux d'accidents supérieur aux standards sectoriels (TF 6.2)</w:t>
+        <w:t>Taux de fréquence des accidents élevé (TF 6.2)</w:t>
       </w:r>
     </w:p>
     <w:p>
@@ -2949,7 +2949,7 @@
         <w:rPr>
           <w:sz w:val="20"/>
         </w:rPr>
-        <w:t>[P1] Opérationnel — Sinistralité au-dessus des standards : risque humain et social (impact : élevé · probabilité : probable)</w:t>
+        <w:t>[P1] Opérationnel — Sinistralité élevée : risque humain et social (impact : élevé · probabilité : probable)</w:t>
       </w:r>
     </w:p>
     <w:p>
@@ -3271,7 +3271,7 @@
           <w:color w:val="5A6572"/>
           <w:sz w:val="17"/>
         </w:rPr>
-        <w:t>Périmètre et méthodologie du reporting. Référentiel visé : CSRD / ESRS. Les indicateurs couvrent l'exercice 2025 selon l'approche du contrôle opérationnel. Les émissions de gaz à effet de serre sont calculées selon le GHG Protocol (Scopes 1, 2 et 3) ; les indicateurs sociaux suivent les définitions de la norme ESRS S1 ; les indicateurs de gouvernance sont documentés à partir des registres de l'entreprise. Les scores par pilier (0-100) agrègent chaque indicateur au regard des seuils réglementaires et des standards sectoriels reconnus — l'intensité carbone est notée sur une grille différenciée par famille sectorielle (services, industrie, transport, énergie…) ; le score global est la moyenne pondérée des trois piliers, et la notation lettrée (échelle interne AAA-CCC) est indicative — elle ne constitue pas une notation d'agence. Le rapport ne comporte aucune comparaison à un référentiel sectoriel externe : le positionnement présenté est interne, il compare les trois piliers entre eux. Aucun transfert de données externe n'a lieu — l'ensemble du rapport est produit localement. Limites : certains indicateurs reposent sur des données déclaratives et des estimations ; ils sont affinés à mesure que les dispositifs de mesure gagnent en maturité. Les points de données suivants restent à consolider : la vérification par un tiers indépendant, requise par la CSRD (assurance limitée).</w:t>
+        <w:t>Périmètre et méthodologie du reporting. Référentiel visé : CSRD / ESRS. Les indicateurs couvrent l'exercice 2025 selon l'approche du contrôle opérationnel. Les émissions de gaz à effet de serre sont calculées selon le GHG Protocol (Scopes 1, 2 et 3) ; les indicateurs sociaux suivent les définitions de la norme ESRS S1 ; les indicateurs de gouvernance sont documentés à partir des registres de l'entreprise. Les scores par pilier (0-100) agrègent chaque indicateur sur une GRILLE DE NOTATION INTERNE, propre à l'outil : ses seuils ont été définis en interne et ne sont adossés à aucun référentiel externe publié. L'intensité carbone est notée sur une grille différenciée par famille sectorielle (services, industrie, transport, énergie…), elle aussi interne. Le score global est la moyenne pondérée des trois piliers, et la notation lettrée (échelle interne AAA-CCC) est indicative — elle ne constitue pas une notation d'agence. Le rapport ne comporte aucune comparaison à un référentiel sectoriel externe : le positionnement présenté est interne, il compare les trois piliers entre eux. Aucun transfert de données externe n'a lieu — l'ensemble du rapport est produit localement. Limites : certains indicateurs reposent sur des données déclaratives et des estimations ; ils sont affinés à mesure que les dispositifs de mesure gagnent en maturité. Les points de données suivants restent à consolider : la vérification par un tiers indépendant, requise par la CSRD (assurance limitée).</w:t>
       </w:r>
     </w:p>
     <w:p>

--- a/examples/Rapport-ESG.docx
+++ b/examples/Rapport-ESG.docx
@@ -1538,7 +1538,7 @@
         <w:spacing w:after="120"/>
       </w:pPr>
       <w:r>
-        <w:t>Acme Industries inscrit sa démarche ESG dans une trajectoire de progrès chiffrée à horizon 2030. Sur le plan climatique, l'entreprise vise une réduction de 42% de ses émissions de gaz à effet de serre d'ici 2030 par rapport à l'année de référence 2025, en cohérence avec une trajectoire alignée sur l'objectif 1,5°C de l'Accord de Paris (méthodologie Science Based Targets initiative). Chaque pilier fait l'objet d'une cible de progression, avec un suivi annuel des indicateurs clés et une revue par la gouvernance ESG.</w:t>
+        <w:t>À la date de ce rapport, Acme Industries n'a pas communiqué d'objectifs de durabilité chiffrés à horizon 2030 : ni trajectoire de réduction des émissions, ni cible de progression par pilier. Le bilan d'émissions étant établi pour l'exercice 2025, il fournit l'année de référence à partir de laquelle une trajectoire de réduction peut être définie. La norme ESRS E1-4 demande de publier si et comment des cibles de réduction ont été fixées — leur absence, documentée comme telle, relève de cette même exigence de transparence.</w:t>
       </w:r>
     </w:p>
     <w:p>
@@ -1561,7 +1561,7 @@
         <w:spacing w:after="120"/>
       </w:pPr>
       <w:r>
-        <w:t>Au titre du règlement Taxonomie de l'Union européenne, Acme Industries déclare la part de ses activités durables sur le plan environnemental : 38% du chiffre d'affaires, 52% des CapEx, 20% des OpEx alignés. Ces indicateurs traduisent la contribution substantielle des activités à au moins un objectif environnemental, dans le respect du principe DNSH (« ne pas causer de préjudice important ») et des garanties minimales sociales. Le CapEx aligné, prospectif, reflète la trajectoire d'investissement de l'entreprise vers une économie bas-carbone.</w:t>
+        <w:t>Au titre du règlement Taxonomie de l'Union européenne, Acme Industries déclare la part de ses activités durables sur le plan environnemental : 38% du chiffre d'affaires, 52% des CapEx, 20% des OpEx alignés. Ces parts sont celles déclarées par l'entreprise. L'alignement au sens du règlement suppose une contribution substantielle à au moins un objectif environnemental, le respect du principe DNSH (« ne pas causer de préjudice important ») et des garanties minimales sociales — diligence raisonnable au sens des Principes directeurs de l'OCDE et des Nations unies. Ces trois conditions ne sont pas évaluées dans ce rapport. Le CapEx aligné, prospectif, renseigne sur la trajectoire d'investissement déclarée.</w:t>
       </w:r>
     </w:p>
     <w:p>
@@ -1584,7 +1584,7 @@
         <w:spacing w:after="160"/>
       </w:pPr>
       <w:r>
-        <w:t>En ligne avec les recommandations de la TCFD et la norme ESRS E1 (E1-9), Acme Industries analyse ses risques climatiques sur trois horizons : court terme (0-3 ans, aligné sur les cycles budgétaires), moyen terme (3-10 ans) et long terme (au-delà de 10 ans). Les risques physiques concernent en premier lieu la vulnérabilité des sites de production aux vagues de chaleur et au stress hydrique (refroidissement des procédés), ainsi que la perturbation des chaînes d'approvisionnement en matières premières. Les risques de transition sont portés par le renchérissement du carbone (SEQE-UE, taxe carbone aux frontières CBAM) sur les intrants énergo-intensifs et l'exigence croissante d'écoconception de la part des donneurs d'ordre. Avec une intensité carbone de 171 t CO₂e/M€ de CA, l'exposition de l'entreprise à un prix du carbone de 100 €/t est jugée élevée. La part renouvelable du mix énergétique (42 %) atténue partiellement le risque de transition énergétique. Les opportunités associées — efficacité énergétique, offres bas-carbone, accès aux financements à impact — sont évaluées en miroir des risques. La résilience du modèle d'affaires est examinée au regard de deux scénarios de référence (inférieur à 2 °C et supérieur à 3 °C), et les conclusions alimentent la cartographie des risques et le plan stratégique.</w:t>
+        <w:t>Structurée selon la logique TCFD et les catégories de la norme ESRS E1 (E1-9), cette section examine ses risques climatiques sur trois horizons : court terme (0-3 ans, aligné sur les cycles budgétaires), moyen terme (3-10 ans) et long terme (au-delà de 10 ans). Les risques physiques concernent en premier lieu la vulnérabilité des sites de production aux vagues de chaleur et au stress hydrique (refroidissement des procédés), ainsi que la perturbation des chaînes d'approvisionnement en matières premières. Les risques de transition sont portés par le renchérissement du carbone (SEQE-UE, taxe carbone aux frontières CBAM) sur les intrants énergo-intensifs et l'exigence croissante d'écoconception de la part des donneurs d'ordre. Avec une intensité carbone de 171 t CO₂e/M€ de CA, l'exposition de l'entreprise à un prix du carbone de 100 €/t est jugée élevée. La part renouvelable du mix énergétique (42 %) atténue partiellement le risque de transition énergétique. Les opportunités associées — efficacité énergétique, offres bas-carbone, accès aux financements à impact — sont évaluées en miroir des risques. La résilience du modèle d'affaires est examinée au regard de deux scénarios de référence (inférieur à 2 °C et supérieur à 3 °C), et les conclusions alimentent la cartographie des risques et le plan stratégique.</w:t>
       </w:r>
     </w:p>
     <w:p>
@@ -1899,7 +1899,7 @@
         <w:rPr>
           <w:sz w:val="19"/>
         </w:rPr>
-        <w:t>Réduit les émissions Scope 2 et l'exposition aux prix de l'énergie ; contribue directement à la trajectoire SBTi.</w:t>
+        <w:t>Réduit les émissions Scope 2 et l'exposition aux prix de l'énergie ; premier levier d'une trajectoire de réduction.</w:t>
       </w:r>
       <w:r>
         <w:rPr>
@@ -2876,10 +2876,10 @@
             <w:r>
               <w:rPr>
                 <w:b/>
-                <w:color w:val="2E7D32"/>
+                <w:color w:val="7F8C8D"/>
                 <w:sz w:val="18"/>
               </w:rPr>
-              <w:t>Conforme</w:t>
+              <w:t>Non renseigné</w:t>
             </w:r>
           </w:p>
         </w:tc>
@@ -2892,7 +2892,7 @@
               <w:rPr>
                 <w:sz w:val="18"/>
               </w:rPr>
-              <w:t>Trajectoire -42 % à 2030 définie (réf. SBTi)</w:t>
+              <w:t>Cibles climatiques non documentées dans ce reporting</w:t>
             </w:r>
           </w:p>
         </w:tc>
@@ -3187,34 +3187,6 @@
       </w:r>
     </w:p>
     <w:p>
-      <w:pPr>
-        <w:spacing w:before="280" w:after="120"/>
-        <w:jc w:val="left"/>
-      </w:pPr>
-      <w:r>
-        <w:rPr>
-          <w:rFonts w:ascii="Calibri" w:hAnsi="Calibri"/>
-          <w:b/>
-          <w:color w:val="1B3A6B"/>
-          <w:sz w:val="44"/>
-        </w:rPr>
-        <w:t>8. Cadres de Référence &amp; Alignement ODD</w:t>
-      </w:r>
-    </w:p>
-    <w:p>
-      <w:pPr>
-        <w:spacing w:before="0" w:after="160"/>
-        <w:pBdr>
-          <w:bottom w:val="single" w:sz="4" w:space="1" w:color="2E86C1"/>
-        </w:pBdr>
-      </w:pPr>
-    </w:p>
-    <w:p>
-      <w:r>
-        <w:t>Ce rapport s'inscrit dans les cadres de référence suivants : GRI Standards, TCFD, CSRD, SFDR et ISO 14001/26000. L'organisation contribue aux ODD de l'ONU : ODD 7 (Énergie propre), ODD 8 (Travail décent), ODD 10 (Inégalités), ODD 12 (Consommation responsable), ODD 13 (Action climatique), ODD 16 (Institutions).</w:t>
-      </w:r>
-    </w:p>
-    <w:p>
       <w:r>
         <w:br w:type="page"/>
       </w:r>
@@ -3231,7 +3203,7 @@
           <w:color w:val="1B3A6B"/>
           <w:sz w:val="44"/>
         </w:rPr>
-        <w:t>9. Conclusion</w:t>
+        <w:t>8. Conclusion</w:t>
       </w:r>
     </w:p>
     <w:p>
@@ -3244,7 +3216,7 @@
     </w:p>
     <w:p>
       <w:r>
-        <w:t>Fort d'un score ESG de 66.0/100 (A), Acme Industries amorce une dynamique positive sur l'ensemble des piliers ESG. L'analyse met en lumière cinq points forts consolidés et cinq axes d'amélioration prioritaires. Portée par ces premiers résultats, Acme Industries structure une trajectoire de progrès sur les prochains exercices, en s'appuyant sur les 4 recommandations formulées comme feuille de route opérationnelle. L'organisation réaffirme son engagement envers un reporting transparent et rigoureux, en alignement avec les référentiels GRI Standards, TCFD, CSRD et les ODD des Nations Unies.</w:t>
+        <w:t>Fort d'un score ESG de 66.0/100 (A), Acme Industries amorce une dynamique positive sur l'ensemble des piliers ESG. L'analyse met en lumière cinq points forts consolidés et cinq axes d'amélioration prioritaires. Portée par ces premiers résultats, Acme Industries structure une trajectoire de progrès sur les prochains exercices, en s'appuyant sur les 4 recommandations formulées comme feuille de route opérationnelle. L'organisation réaffirme son engagement envers un reporting transparent et rigoureux, selon le référentiel de reporting visé pour cet exercice.</w:t>
       </w:r>
     </w:p>
     <w:p>
@@ -3271,7 +3243,7 @@
           <w:color w:val="5A6572"/>
           <w:sz w:val="17"/>
         </w:rPr>
-        <w:t>Périmètre et méthodologie du reporting. Référentiel visé : CSRD / ESRS. Les indicateurs couvrent l'exercice 2025 selon l'approche du contrôle opérationnel. Les émissions de gaz à effet de serre sont calculées selon le GHG Protocol (Scopes 1, 2 et 3) ; les indicateurs sociaux suivent les définitions de la norme ESRS S1 ; les indicateurs de gouvernance sont documentés à partir des registres de l'entreprise. Les scores par pilier (0-100) agrègent chaque indicateur sur une GRILLE DE NOTATION INTERNE, propre à l'outil : ses seuils ont été définis en interne et ne sont adossés à aucun référentiel externe publié. L'intensité carbone est notée sur une grille différenciée par famille sectorielle (services, industrie, transport, énergie…), elle aussi interne. Le score global est la moyenne pondérée des trois piliers, et la notation lettrée (échelle interne AAA-CCC) est indicative — elle ne constitue pas une notation d'agence. Le rapport ne comporte aucune comparaison à un référentiel sectoriel externe : le positionnement présenté est interne, il compare les trois piliers entre eux. Aucun transfert de données externe n'a lieu — l'ensemble du rapport est produit localement. Limites : certains indicateurs reposent sur des données déclaratives et des estimations ; ils sont affinés à mesure que les dispositifs de mesure gagnent en maturité. Les points de données suivants restent à consolider : la vérification par un tiers indépendant, requise par la CSRD (assurance limitée).</w:t>
+        <w:t>Périmètre et méthodologie du reporting. Référentiel visé : CSRD / ESRS. Les indicateurs couvrent l'exercice 2025 selon l'approche du contrôle opérationnel. Les émissions de gaz à effet de serre sont calculées selon le GHG Protocol (Scopes 1, 2 et 3) ; les indicateurs sociaux suivent les définitions de la norme ESRS S1 ; les indicateurs de gouvernance sont documentés à partir des registres de l'entreprise. Les scores par pilier (0-100) agrègent chaque indicateur sur une GRILLE DE NOTATION INTERNE, propre à l'outil : ses seuils ont été définis en interne et ne sont adossés à aucun référentiel externe publié. L'intensité carbone est notée sur une grille différenciée par famille sectorielle (services, industrie, transport, énergie…), elle aussi interne. Le score global est la moyenne pondérée des trois piliers, et la notation lettrée (échelle interne AAA-CCC) est indicative — elle ne constitue pas une notation d'agence. Le rapport ne comporte aucune comparaison à un référentiel sectoriel externe : le positionnement présenté est interne, il compare les trois piliers entre eux. Aucun transfert de données externe n'a lieu — l'ensemble du rapport est produit localement. Périmètre : ce rapport documente les indicateurs collectés pour l'exercice — bilan d'émissions par scope, indicateurs sociaux et de gouvernance, et parts déclarées comme alignées à la Taxonomie UE lorsqu'elles sont renseignées. Il ne constitue ni une vérification par un tiers, ni une déclaration de conformité à un cadre de reporting, ni un engagement de l'organisation. Limites : certains indicateurs reposent sur des données déclaratives et des estimations ; ils sont affinés à mesure que les dispositifs de mesure gagnent en maturité. Les points de données suivants restent à consolider : la vérification par un tiers indépendant, requise par la CSRD (assurance limitée).</w:t>
       </w:r>
     </w:p>
     <w:p>
@@ -3581,36 +3553,6 @@
                 <w:color w:val="1B3A6B"/>
                 <w:sz w:val="17"/>
               </w:rPr>
-              <w:t>SBTi</w:t>
-            </w:r>
-          </w:p>
-        </w:tc>
-        <w:tc>
-          <w:tcPr>
-            <w:tcW w:type="dxa" w:w="4703"/>
-          </w:tcPr>
-          <w:p>
-            <w:r>
-              <w:rPr>
-                <w:sz w:val="17"/>
-              </w:rPr>
-              <w:t>Science Based Targets initiative. Méthodologie de définition d'objectifs de réduction d'émissions compatibles avec la trajectoire de l'Accord de Paris.</w:t>
-            </w:r>
-          </w:p>
-        </w:tc>
-      </w:tr>
-      <w:tr>
-        <w:tc>
-          <w:tcPr>
-            <w:tcW w:type="dxa" w:w="4703"/>
-          </w:tcPr>
-          <w:p>
-            <w:r>
-              <w:rPr>
-                <w:b/>
-                <w:color w:val="1B3A6B"/>
-                <w:sz w:val="17"/>
-              </w:rPr>
               <w:t>Assurance limitée</w:t>
             </w:r>
           </w:p>
@@ -3625,36 +3567,6 @@
                 <w:sz w:val="17"/>
               </w:rPr>
               <w:t>Niveau de vérification par un tiers indépendant requis par la CSRD : le vérificateur conclut qu'il n'a pas relevé d'anomalie significative, sans l'audit approfondi que suppose une assurance raisonnable.</w:t>
-            </w:r>
-          </w:p>
-        </w:tc>
-      </w:tr>
-      <w:tr>
-        <w:tc>
-          <w:tcPr>
-            <w:tcW w:type="dxa" w:w="4703"/>
-          </w:tcPr>
-          <w:p>
-            <w:r>
-              <w:rPr>
-                <w:b/>
-                <w:color w:val="1B3A6B"/>
-                <w:sz w:val="17"/>
-              </w:rPr>
-              <w:t>ODD</w:t>
-            </w:r>
-          </w:p>
-        </w:tc>
-        <w:tc>
-          <w:tcPr>
-            <w:tcW w:type="dxa" w:w="4703"/>
-          </w:tcPr>
-          <w:p>
-            <w:r>
-              <w:rPr>
-                <w:sz w:val="17"/>
-              </w:rPr>
-              <w:t>Les 17 Objectifs de développement durable des Nations unies, utilisés comme grille de lecture universelle de la contribution d'une organisation.</w:t>
             </w:r>
           </w:p>
         </w:tc>

--- a/examples/Rapport-ESG.docx
+++ b/examples/Rapport-ESG.docx
@@ -2417,7 +2417,7 @@
           <w:color w:val="2E86C1"/>
           <w:sz w:val="34"/>
         </w:rPr>
-        <w:t>Analyse des écarts réglementaires</w:t>
+        <w:t>Couverture des exigences de reporting</w:t>
       </w:r>
     </w:p>
     <w:tbl>
@@ -2534,10 +2534,10 @@
             <w:r>
               <w:rPr>
                 <w:b/>
-                <w:color w:val="2E7D32"/>
+                <w:color w:val="37474F"/>
                 <w:sz w:val="18"/>
               </w:rPr>
-              <w:t>Conforme</w:t>
+              <w:t>Publié</w:t>
             </w:r>
           </w:p>
         </w:tc>
@@ -2591,10 +2591,10 @@
             <w:r>
               <w:rPr>
                 <w:b/>
-                <w:color w:val="2E7D32"/>
+                <w:color w:val="37474F"/>
                 <w:sz w:val="18"/>
               </w:rPr>
-              <w:t>Conforme</w:t>
+              <w:t>Publié</w:t>
             </w:r>
           </w:p>
         </w:tc>
@@ -2651,7 +2651,7 @@
                 <w:color w:val="E74C3C"/>
                 <w:sz w:val="18"/>
               </w:rPr>
-              <w:t>Non conforme</w:t>
+              <w:t>Non publié</w:t>
             </w:r>
           </w:p>
         </w:tc>
@@ -2705,10 +2705,10 @@
             <w:r>
               <w:rPr>
                 <w:b/>
-                <w:color w:val="2E7D32"/>
+                <w:color w:val="37474F"/>
                 <w:sz w:val="18"/>
               </w:rPr>
-              <w:t>Conforme</w:t>
+              <w:t>Publié</w:t>
             </w:r>
           </w:p>
         </w:tc>
@@ -2737,7 +2737,7 @@
                 <w:b/>
                 <w:sz w:val="18"/>
               </w:rPr>
-              <w:t>Indépendance du conseil (seuil 50 %)</w:t>
+              <w:t>Indépendance du conseil (AFEP-MEDEF, appliquer ou expliquer)</w:t>
             </w:r>
           </w:p>
         </w:tc>
@@ -2765,7 +2765,7 @@
                 <w:color w:val="D97706"/>
                 <w:sz w:val="18"/>
               </w:rPr>
-              <w:t>Partiel</w:t>
+              <w:t>Sous le seuil</w:t>
             </w:r>
           </w:p>
         </w:tc>
@@ -2819,10 +2819,10 @@
             <w:r>
               <w:rPr>
                 <w:b/>
-                <w:color w:val="2E7D32"/>
+                <w:color w:val="37474F"/>
                 <w:sz w:val="18"/>
               </w:rPr>
-              <w:t>Conforme</w:t>
+              <w:t>Publié</w:t>
             </w:r>
           </w:p>
         </w:tc>
@@ -2879,7 +2879,7 @@
                 <w:color w:val="7F8C8D"/>
                 <w:sz w:val="18"/>
               </w:rPr>
-              <w:t>Non renseigné</w:t>
+              <w:t>Non couvert par ce reporting</w:t>
             </w:r>
           </w:p>
         </w:tc>

--- a/examples/Rapport-ESG.docx
+++ b/examples/Rapport-ESG.docx
@@ -165,7 +165,7 @@
                 <w:color w:val="27AE60"/>
                 <w:sz w:val="48"/>
               </w:rPr>
-              <w:t>70.0</w:t>
+              <w:t>70</w:t>
             </w:r>
           </w:p>
         </w:tc>
@@ -183,7 +183,7 @@
                 <w:color w:val="2E86C1"/>
                 <w:sz w:val="48"/>
               </w:rPr>
-              <w:t>55.0</w:t>
+              <w:t>55</w:t>
             </w:r>
           </w:p>
         </w:tc>
@@ -201,7 +201,7 @@
                 <w:color w:val="8E44AD"/>
                 <w:sz w:val="48"/>
               </w:rPr>
-              <w:t>75.0</w:t>
+              <w:t>75</w:t>
             </w:r>
           </w:p>
         </w:tc>
@@ -219,7 +219,7 @@
                 <w:color w:val="F39C12"/>
                 <w:sz w:val="48"/>
               </w:rPr>
-              <w:t>66.0</w:t>
+              <w:t>66</w:t>
             </w:r>
           </w:p>
         </w:tc>
@@ -3243,7 +3243,7 @@
           <w:color w:val="5A6572"/>
           <w:sz w:val="17"/>
         </w:rPr>
-        <w:t>Périmètre et méthodologie du reporting. Référentiel visé : CSRD / ESRS. Les indicateurs couvrent l'exercice 2025 selon l'approche du contrôle opérationnel. Les émissions de gaz à effet de serre sont calculées selon le GHG Protocol (Scopes 1, 2 et 3) ; les indicateurs sociaux suivent les définitions de la norme ESRS S1 ; les indicateurs de gouvernance sont documentés à partir des registres de l'entreprise. Les scores par pilier (0-100) agrègent chaque indicateur sur une GRILLE DE NOTATION INTERNE, propre à l'outil : ses seuils ont été définis en interne et ne sont adossés à aucun référentiel externe publié. L'intensité carbone est notée sur une grille différenciée par famille sectorielle (services, industrie, transport, énergie…), elle aussi interne. Le score global est la moyenne pondérée des trois piliers, et la notation lettrée (échelle interne AAA-CCC) est indicative — elle ne constitue pas une notation d'agence. Le rapport ne comporte aucune comparaison à un référentiel sectoriel externe : le positionnement présenté est interne, il compare les trois piliers entre eux. Aucun transfert de données externe n'a lieu — l'ensemble du rapport est produit localement. Périmètre : ce rapport documente les indicateurs collectés pour l'exercice — bilan d'émissions par scope, indicateurs sociaux et de gouvernance, et parts déclarées comme alignées à la Taxonomie UE lorsqu'elles sont renseignées. Il ne constitue ni une vérification par un tiers, ni une déclaration de conformité à un cadre de reporting, ni un engagement de l'organisation. Limites : certains indicateurs reposent sur des données déclaratives et des estimations ; ils sont affinés à mesure que les dispositifs de mesure gagnent en maturité. Les points de données suivants restent à consolider : la vérification par un tiers indépendant, requise par la CSRD (assurance limitée).</w:t>
+        <w:t>Périmètre et méthodologie du reporting. Référentiel visé : CSRD / ESRS. Les indicateurs couvrent l'exercice 2025 selon l'approche du contrôle opérationnel. Les émissions de gaz à effet de serre sont calculées selon le GHG Protocol (Scopes 1, 2 et 3) ; les indicateurs sociaux suivent les définitions de la norme ESRS S1 ; les indicateurs de gouvernance sont documentés à partir des registres de l'entreprise. Les scores par pilier (0-100) agrègent chaque indicateur sur une GRILLE DE NOTATION INTERNE, propre à l'outil : ses seuils ont été définis en interne et ne sont adossés à aucun référentiel externe publié. L'intensité carbone est notée sur une grille différenciée par famille sectorielle (services, industrie, transport, énergie…), elle aussi interne. Le score global est la moyenne pondérée des trois piliers, et la notation lettrée (échelle interne AAA-CCC) est indicative — elle ne constitue pas une notation d'agence. Le rapport ne comporte aucune comparaison à un référentiel sectoriel externe : le positionnement présenté est interne, il compare les trois piliers entre eux. Aucun transfert de données externe n'a lieu — l'ensemble du rapport est produit localement. Périmètre : ce rapport documente les indicateurs collectés pour l'exercice — bilan d'émissions par scope, indicateurs sociaux et de gouvernance, et parts déclarées comme alignées à la Taxonomie UE lorsqu'elles sont renseignées. Il ne constitue ni une vérification par un tiers, ni une déclaration de conformité à un cadre de reporting, ni un engagement de l'organisation. Limites : certains indicateurs reposent sur des données déclaratives et des estimations ; ils sont affinés à mesure que les dispositifs de mesure gagnent en maturité. Le questionnaire collecte 29 indicateurs ; 18 entrent dans le calcul du score, les 11 autres sont publiés dans le rapport sans y contribuer. Pour cet exercice, le score est calculé sur 14 des 18 indicateurs du barème. Les points de données suivants restent à consolider : la vérification par un tiers indépendant, requise par la CSRD (assurance limitée).</w:t>
       </w:r>
     </w:p>
     <w:p>

--- a/examples/Rapport-ESG.docx
+++ b/examples/Rapport-ESG.docx
@@ -165,7 +165,7 @@
                 <w:color w:val="27AE60"/>
                 <w:sz w:val="48"/>
               </w:rPr>
-              <w:t>70</w:t>
+              <w:t>70.0</w:t>
             </w:r>
           </w:p>
         </w:tc>
@@ -183,7 +183,7 @@
                 <w:color w:val="2E86C1"/>
                 <w:sz w:val="48"/>
               </w:rPr>
-              <w:t>55</w:t>
+              <w:t>55.0</w:t>
             </w:r>
           </w:p>
         </w:tc>
@@ -201,7 +201,7 @@
                 <w:color w:val="8E44AD"/>
                 <w:sz w:val="48"/>
               </w:rPr>
-              <w:t>75</w:t>
+              <w:t>75.0</w:t>
             </w:r>
           </w:p>
         </w:tc>
@@ -219,7 +219,7 @@
                 <w:color w:val="F39C12"/>
                 <w:sz w:val="48"/>
               </w:rPr>
-              <w:t>66</w:t>
+              <w:t>66.0</w:t>
             </w:r>
           </w:p>
         </w:tc>
@@ -3243,7 +3243,7 @@
           <w:color w:val="5A6572"/>
           <w:sz w:val="17"/>
         </w:rPr>
-        <w:t>Périmètre et méthodologie du reporting. Référentiel visé : CSRD / ESRS. Les indicateurs couvrent l'exercice 2025 selon l'approche du contrôle opérationnel. Les émissions de gaz à effet de serre sont calculées selon le GHG Protocol (Scopes 1, 2 et 3) ; les indicateurs sociaux suivent les définitions de la norme ESRS S1 ; les indicateurs de gouvernance sont documentés à partir des registres de l'entreprise. Les scores par pilier (0-100) agrègent chaque indicateur sur une GRILLE DE NOTATION INTERNE, propre à l'outil : ses seuils ont été définis en interne et ne sont adossés à aucun référentiel externe publié. L'intensité carbone est notée sur une grille différenciée par famille sectorielle (services, industrie, transport, énergie…), elle aussi interne. Le score global est la moyenne pondérée des trois piliers, et la notation lettrée (échelle interne AAA-CCC) est indicative — elle ne constitue pas une notation d'agence. Le rapport ne comporte aucune comparaison à un référentiel sectoriel externe : le positionnement présenté est interne, il compare les trois piliers entre eux. Aucun transfert de données externe n'a lieu — l'ensemble du rapport est produit localement. Périmètre : ce rapport documente les indicateurs collectés pour l'exercice — bilan d'émissions par scope, indicateurs sociaux et de gouvernance, et parts déclarées comme alignées à la Taxonomie UE lorsqu'elles sont renseignées. Il ne constitue ni une vérification par un tiers, ni une déclaration de conformité à un cadre de reporting, ni un engagement de l'organisation. Limites : certains indicateurs reposent sur des données déclaratives et des estimations ; ils sont affinés à mesure que les dispositifs de mesure gagnent en maturité. Le questionnaire collecte 29 indicateurs ; 18 entrent dans le calcul du score, les 11 autres sont publiés dans le rapport sans y contribuer. Pour cet exercice, le score est calculé sur 14 des 18 indicateurs du barème. Les points de données suivants restent à consolider : la vérification par un tiers indépendant, requise par la CSRD (assurance limitée).</w:t>
+        <w:t>Périmètre et méthodologie du reporting. Référentiel visé : CSRD / ESRS. Les indicateurs couvrent l'exercice 2025 selon l'approche du contrôle opérationnel. Les émissions de gaz à effet de serre sont calculées selon le GHG Protocol (Scopes 1, 2 et 3) ; les indicateurs sociaux suivent les définitions de la norme ESRS S1 ; les indicateurs de gouvernance sont documentés à partir des registres de l'entreprise. Les scores par pilier (0-100) agrègent chaque indicateur sur une GRILLE DE NOTATION INTERNE, propre à l'outil : ses seuils ont été définis en interne et ne sont adossés à aucun référentiel externe publié. L'intensité carbone est notée sur une grille différenciée par famille sectorielle (services, industrie, transport, énergie…), elle aussi interne. Le score global est la moyenne pondérée des trois piliers, et la notation lettrée (échelle interne AAA-CCC) est indicative — elle ne constitue pas une notation d'agence. Le rapport ne comporte aucune comparaison à un référentiel sectoriel externe : le positionnement présenté est interne, il compare les trois piliers entre eux. Aucun transfert de données externe n'a lieu — l'ensemble du rapport est produit localement. Périmètre : ce rapport documente les indicateurs collectés pour l'exercice — bilan d'émissions par scope, indicateurs sociaux et de gouvernance, et parts déclarées comme alignées à la Taxonomie UE lorsqu'elles sont renseignées. Il ne constitue ni une vérification par un tiers, ni une déclaration de conformité à un cadre de reporting, ni un engagement de l'organisation. Limites : certains indicateurs reposent sur des données déclaratives et des estimations ; ils sont affinés à mesure que les dispositifs de mesure gagnent en maturité. Les points de données suivants restent à consolider : la vérification par un tiers indépendant, requise par la CSRD (assurance limitée).</w:t>
       </w:r>
     </w:p>
     <w:p>
